--- a/documentazione/fruttaInCampoDoc/documentazione.docx
+++ b/documentazione/fruttaInCampoDoc/documentazione.docx
@@ -1,6 +1,6 @@
 
 <file path=word/document.xml><?xml version="1.0" encoding="utf-8"?>
-<w:document xmlns:wpc="http://schemas.microsoft.com/office/word/2010/wordprocessingCanvas" xmlns:cx="http://schemas.microsoft.com/office/drawing/2014/chartex" xmlns:cx1="http://schemas.microsoft.com/office/drawing/2015/9/8/chartex" xmlns:cx2="http://schemas.microsoft.com/office/drawing/2015/10/21/chartex" xmlns:cx3="http://schemas.microsoft.com/office/drawing/2016/5/9/chartex" xmlns:cx4="http://schemas.microsoft.com/office/drawing/2016/5/10/chartex" xmlns:cx5="http://schemas.microsoft.com/office/drawing/2016/5/11/chartex" xmlns:cx6="http://schemas.microsoft.com/office/drawing/2016/5/12/chartex" xmlns:cx7="http://schemas.microsoft.com/office/drawing/2016/5/13/chartex" xmlns:cx8="http://schemas.microsoft.com/office/drawing/2016/5/14/chartex" xmlns:mc="http://schemas.openxmlformats.org/markup-compatibility/2006" xmlns:aink="http://schemas.microsoft.com/office/drawing/2016/ink" xmlns:am3d="http://schemas.microsoft.com/office/drawing/2017/model3d" xmlns:o="urn:schemas-microsoft-com:office:office" xmlns:oel="http://schemas.microsoft.com/office/2019/extlst" xmlns:r="http://schemas.openxmlformats.org/officeDocument/2006/relationships" xmlns:m="http://schemas.openxmlformats.org/officeDocument/2006/math" xmlns:v="urn:schemas-microsoft-com:vml" xmlns:wp14="http://schemas.microsoft.com/office/word/2010/wordprocessingDrawing" xmlns:wp="http://schemas.openxmlformats.org/drawingml/2006/wordprocessingDrawing" xmlns:w10="urn:schemas-microsoft-com:office:word" xmlns:w="http://schemas.openxmlformats.org/wordprocessingml/2006/main" xmlns:w14="http://schemas.microsoft.com/office/word/2010/wordml" xmlns:w15="http://schemas.microsoft.com/office/word/2012/wordml" xmlns:w16cex="http://schemas.microsoft.com/office/word/2018/wordml/cex" xmlns:w16cid="http://schemas.microsoft.com/office/word/2016/wordml/cid" xmlns:w16="http://schemas.microsoft.com/office/word/2018/wordml" xmlns:w16du="http://schemas.microsoft.com/office/word/2023/wordml/word16du" xmlns:w16sdtdh="http://schemas.microsoft.com/office/word/2020/wordml/sdtdatahash" xmlns:w16sdtfl="http://schemas.microsoft.com/office/word/2024/wordml/sdtformatlock" xmlns:w16se="http://schemas.microsoft.com/office/word/2015/wordml/symex" xmlns:wpg="http://schemas.microsoft.com/office/word/2010/wordprocessingGroup" xmlns:wpi="http://schemas.microsoft.com/office/word/2010/wordprocessingInk" xmlns:wne="http://schemas.microsoft.com/office/word/2006/wordml" xmlns:wps="http://schemas.microsoft.com/office/word/2010/wordprocessingShape" mc:Ignorable="w14 w15 w16se w16cid w16 w16cex w16sdtdh w16sdtfl w16du wp14">
+<w:document xmlns:wpc="http://schemas.microsoft.com/office/word/2010/wordprocessingCanvas" xmlns:cx="http://schemas.microsoft.com/office/drawing/2014/chartex" xmlns:mc="http://schemas.openxmlformats.org/markup-compatibility/2006" xmlns:o="urn:schemas-microsoft-com:office:office" xmlns:r="http://schemas.openxmlformats.org/officeDocument/2006/relationships" xmlns:m="http://schemas.openxmlformats.org/officeDocument/2006/math" xmlns:v="urn:schemas-microsoft-com:vml" xmlns:wp14="http://schemas.microsoft.com/office/word/2010/wordprocessingDrawing" xmlns:wp="http://schemas.openxmlformats.org/drawingml/2006/wordprocessingDrawing" xmlns:w10="urn:schemas-microsoft-com:office:word" xmlns:w="http://schemas.openxmlformats.org/wordprocessingml/2006/main" xmlns:w14="http://schemas.microsoft.com/office/word/2010/wordml" xmlns:w15="http://schemas.microsoft.com/office/word/2012/wordml" xmlns:w16se="http://schemas.microsoft.com/office/word/2015/wordml/symex" xmlns:wpg="http://schemas.microsoft.com/office/word/2010/wordprocessingGroup" xmlns:wpi="http://schemas.microsoft.com/office/word/2010/wordprocessingInk" xmlns:wne="http://schemas.microsoft.com/office/word/2006/wordml" xmlns:wps="http://schemas.microsoft.com/office/word/2010/wordprocessingShape" mc:Ignorable="w14 w15 w16se wp14">
   <w:body>
     <w:p>
       <w:pPr>
@@ -132,11 +132,19 @@
       </w:r>
       <w:proofErr w:type="spellEnd"/>
       <w:r>
-        <w:t xml:space="preserve">*,  </w:t>
-      </w:r>
-      <w:proofErr w:type="spellStart"/>
-      <w:r>
-        <w:t>Id_utente</w:t>
+        <w:t>*</w:t>
+      </w:r>
+      <w:proofErr w:type="gramStart"/>
+      <w:r>
+        <w:t xml:space="preserve">,  </w:t>
+      </w:r>
+      <w:proofErr w:type="spellStart"/>
+      <w:r>
+        <w:t>Id</w:t>
+      </w:r>
+      <w:proofErr w:type="gramEnd"/>
+      <w:r>
+        <w:t>_utente</w:t>
       </w:r>
       <w:proofErr w:type="spellEnd"/>
       <w:r>
@@ -204,29 +212,1081 @@
       </w:r>
       <w:proofErr w:type="spellEnd"/>
       <w:r>
-        <w:t xml:space="preserve">(FK))(PK), </w:t>
-      </w:r>
-      <w:proofErr w:type="spellStart"/>
-      <w:r>
-        <w:t>Quantià</w:t>
-      </w:r>
-      <w:proofErr w:type="spellEnd"/>
+        <w:t>(FK</w:t>
+      </w:r>
+      <w:proofErr w:type="gramStart"/>
+      <w:r>
+        <w:t>))(</w:t>
+      </w:r>
+      <w:proofErr w:type="gramEnd"/>
+      <w:r>
+        <w:t>PK), Quanti</w:t>
+      </w:r>
+      <w:r>
+        <w:t>t</w:t>
+      </w:r>
+      <w:r>
+        <w:t>à)</w:t>
+      </w:r>
+    </w:p>
+    <w:p>
+      <w:r>
+        <w:t>PROSSIMORACCOLTO(</w:t>
+      </w:r>
+      <w:proofErr w:type="spellStart"/>
+      <w:r>
+        <w:t>Id_raccolto</w:t>
+      </w:r>
+      <w:proofErr w:type="spellEnd"/>
+      <w:r>
+        <w:t>(PK), Disponibilità, Totale, Data</w:t>
+      </w:r>
+      <w:r>
+        <w:t xml:space="preserve">, </w:t>
+      </w:r>
+      <w:proofErr w:type="spellStart"/>
+      <w:r>
+        <w:t>Id_prodotto</w:t>
+      </w:r>
+      <w:proofErr w:type="spellEnd"/>
+      <w:r>
+        <w:t>(FK)</w:t>
+      </w:r>
       <w:r>
         <w:t>)</w:t>
       </w:r>
     </w:p>
     <w:p>
       <w:r>
-        <w:t>PROSSIMORACCOLTO(</w:t>
-      </w:r>
-      <w:proofErr w:type="spellStart"/>
-      <w:r>
-        <w:t>Id_raccolto</w:t>
-      </w:r>
-      <w:proofErr w:type="spellEnd"/>
-      <w:r>
-        <w:t>(PK), Disponibilità, Totale, Data)</w:t>
-      </w:r>
+        <w:t xml:space="preserve">create </w:t>
+      </w:r>
+      <w:proofErr w:type="spellStart"/>
+      <w:r>
+        <w:t>table</w:t>
+      </w:r>
+      <w:proofErr w:type="spellEnd"/>
+      <w:r>
+        <w:t xml:space="preserve"> </w:t>
+      </w:r>
+      <w:proofErr w:type="gramStart"/>
+      <w:r>
+        <w:t>aggiornamento(</w:t>
+      </w:r>
+      <w:proofErr w:type="gramEnd"/>
+    </w:p>
+    <w:p>
+      <w:r>
+        <w:t xml:space="preserve">    </w:t>
+      </w:r>
+      <w:proofErr w:type="spellStart"/>
+      <w:r>
+        <w:t>id_aggiornamento</w:t>
+      </w:r>
+      <w:proofErr w:type="spellEnd"/>
+      <w:r>
+        <w:t xml:space="preserve"> </w:t>
+      </w:r>
+      <w:proofErr w:type="spellStart"/>
+      <w:r>
+        <w:t>int</w:t>
+      </w:r>
+      <w:proofErr w:type="spellEnd"/>
+      <w:r>
+        <w:t xml:space="preserve"> </w:t>
+      </w:r>
+      <w:proofErr w:type="spellStart"/>
+      <w:r>
+        <w:t>primary</w:t>
+      </w:r>
+      <w:proofErr w:type="spellEnd"/>
+      <w:r>
+        <w:t xml:space="preserve"> </w:t>
+      </w:r>
+      <w:proofErr w:type="spellStart"/>
+      <w:r>
+        <w:t>key</w:t>
+      </w:r>
+      <w:proofErr w:type="spellEnd"/>
+      <w:r>
+        <w:t xml:space="preserve"> AUTO_INCREMENT,</w:t>
+      </w:r>
+    </w:p>
+    <w:p>
+      <w:r>
+        <w:t xml:space="preserve">    tipo </w:t>
+      </w:r>
+      <w:proofErr w:type="spellStart"/>
+      <w:proofErr w:type="gramStart"/>
+      <w:r>
+        <w:t>char</w:t>
+      </w:r>
+      <w:proofErr w:type="spellEnd"/>
+      <w:r>
+        <w:t>(</w:t>
+      </w:r>
+      <w:proofErr w:type="gramEnd"/>
+      <w:r>
+        <w:t xml:space="preserve">1) </w:t>
+      </w:r>
+      <w:proofErr w:type="spellStart"/>
+      <w:r>
+        <w:t>check</w:t>
+      </w:r>
+      <w:proofErr w:type="spellEnd"/>
+      <w:r>
+        <w:t>(tipo in('C','U','D')) NOT NULL,</w:t>
+      </w:r>
+    </w:p>
+    <w:p>
+      <w:r>
+        <w:t xml:space="preserve">    </w:t>
+      </w:r>
+      <w:proofErr w:type="spellStart"/>
+      <w:r>
+        <w:t>data_aggiornamento</w:t>
+      </w:r>
+      <w:proofErr w:type="spellEnd"/>
+      <w:r>
+        <w:t xml:space="preserve"> date </w:t>
+      </w:r>
+      <w:proofErr w:type="spellStart"/>
+      <w:r>
+        <w:t>not</w:t>
+      </w:r>
+      <w:proofErr w:type="spellEnd"/>
+      <w:r>
+        <w:t xml:space="preserve"> </w:t>
+      </w:r>
+      <w:proofErr w:type="spellStart"/>
+      <w:r>
+        <w:t>null</w:t>
+      </w:r>
+      <w:proofErr w:type="spellEnd"/>
+      <w:r>
+        <w:t>,</w:t>
+      </w:r>
+    </w:p>
+    <w:p>
+      <w:r>
+        <w:t xml:space="preserve">    </w:t>
+      </w:r>
+      <w:proofErr w:type="spellStart"/>
+      <w:r>
+        <w:t>attributo_modificato</w:t>
+      </w:r>
+      <w:proofErr w:type="spellEnd"/>
+      <w:r>
+        <w:t xml:space="preserve"> </w:t>
+      </w:r>
+      <w:proofErr w:type="spellStart"/>
+      <w:proofErr w:type="gramStart"/>
+      <w:r>
+        <w:t>varchar</w:t>
+      </w:r>
+      <w:proofErr w:type="spellEnd"/>
+      <w:r>
+        <w:t>(</w:t>
+      </w:r>
+      <w:proofErr w:type="gramEnd"/>
+      <w:r>
+        <w:t>50),</w:t>
+      </w:r>
+    </w:p>
+    <w:p>
+      <w:r>
+        <w:t xml:space="preserve">    </w:t>
+      </w:r>
+      <w:proofErr w:type="spellStart"/>
+      <w:r>
+        <w:t>nuovo_valore</w:t>
+      </w:r>
+      <w:proofErr w:type="spellEnd"/>
+      <w:r>
+        <w:t xml:space="preserve"> </w:t>
+      </w:r>
+      <w:proofErr w:type="spellStart"/>
+      <w:proofErr w:type="gramStart"/>
+      <w:r>
+        <w:t>varchar</w:t>
+      </w:r>
+      <w:proofErr w:type="spellEnd"/>
+      <w:r>
+        <w:t>(</w:t>
+      </w:r>
+      <w:proofErr w:type="gramEnd"/>
+      <w:r>
+        <w:t>50),</w:t>
+      </w:r>
+    </w:p>
+    <w:p>
+      <w:r>
+        <w:t xml:space="preserve">    </w:t>
+      </w:r>
+      <w:proofErr w:type="spellStart"/>
+      <w:r>
+        <w:t>vecchio_valore</w:t>
+      </w:r>
+      <w:proofErr w:type="spellEnd"/>
+      <w:r>
+        <w:t xml:space="preserve"> </w:t>
+      </w:r>
+      <w:proofErr w:type="spellStart"/>
+      <w:proofErr w:type="gramStart"/>
+      <w:r>
+        <w:t>varchar</w:t>
+      </w:r>
+      <w:proofErr w:type="spellEnd"/>
+      <w:r>
+        <w:t>(</w:t>
+      </w:r>
+      <w:proofErr w:type="gramEnd"/>
+      <w:r>
+        <w:t>50),</w:t>
+      </w:r>
+    </w:p>
+    <w:p>
+      <w:r>
+        <w:t xml:space="preserve">    ID_UTENTE </w:t>
+      </w:r>
+      <w:proofErr w:type="spellStart"/>
+      <w:r>
+        <w:t>int</w:t>
+      </w:r>
+      <w:proofErr w:type="spellEnd"/>
+      <w:r>
+        <w:t>,</w:t>
+      </w:r>
+    </w:p>
+    <w:p>
+      <w:r>
+        <w:t xml:space="preserve">    </w:t>
+      </w:r>
+      <w:proofErr w:type="spellStart"/>
+      <w:r>
+        <w:t>id_prodotto</w:t>
+      </w:r>
+      <w:proofErr w:type="spellEnd"/>
+      <w:r>
+        <w:t xml:space="preserve"> </w:t>
+      </w:r>
+      <w:proofErr w:type="spellStart"/>
+      <w:r>
+        <w:t>int</w:t>
+      </w:r>
+      <w:proofErr w:type="spellEnd"/>
+    </w:p>
+    <w:p>
+      <w:r>
+        <w:t xml:space="preserve">    </w:t>
+      </w:r>
+      <w:proofErr w:type="spellStart"/>
+      <w:r>
+        <w:t>foreign</w:t>
+      </w:r>
+      <w:proofErr w:type="spellEnd"/>
+      <w:r>
+        <w:t xml:space="preserve"> </w:t>
+      </w:r>
+      <w:proofErr w:type="spellStart"/>
+      <w:r>
+        <w:t>key</w:t>
+      </w:r>
+      <w:proofErr w:type="spellEnd"/>
+      <w:r>
+        <w:t xml:space="preserve"> (</w:t>
+      </w:r>
+      <w:proofErr w:type="spellStart"/>
+      <w:r>
+        <w:t>id_utente</w:t>
+      </w:r>
+      <w:proofErr w:type="spellEnd"/>
+      <w:r>
+        <w:t xml:space="preserve">) </w:t>
+      </w:r>
+      <w:proofErr w:type="spellStart"/>
+      <w:r>
+        <w:t>references</w:t>
+      </w:r>
+      <w:proofErr w:type="spellEnd"/>
+      <w:r>
+        <w:t xml:space="preserve"> utente(</w:t>
+      </w:r>
+      <w:proofErr w:type="spellStart"/>
+      <w:r>
+        <w:t>id_utente</w:t>
+      </w:r>
+      <w:proofErr w:type="spellEnd"/>
+      <w:r>
+        <w:t xml:space="preserve">) on delete set </w:t>
+      </w:r>
+      <w:proofErr w:type="spellStart"/>
+      <w:r>
+        <w:t>null</w:t>
+      </w:r>
+      <w:proofErr w:type="spellEnd"/>
+      <w:r>
+        <w:t xml:space="preserve"> on update </w:t>
+      </w:r>
+      <w:proofErr w:type="spellStart"/>
+      <w:r>
+        <w:t>cascade</w:t>
+      </w:r>
+      <w:proofErr w:type="spellEnd"/>
+    </w:p>
+    <w:p>
+      <w:r>
+        <w:t xml:space="preserve">    </w:t>
+      </w:r>
+      <w:proofErr w:type="spellStart"/>
+      <w:r>
+        <w:t>foreign</w:t>
+      </w:r>
+      <w:proofErr w:type="spellEnd"/>
+      <w:r>
+        <w:t xml:space="preserve"> </w:t>
+      </w:r>
+      <w:proofErr w:type="spellStart"/>
+      <w:r>
+        <w:t>key</w:t>
+      </w:r>
+      <w:proofErr w:type="spellEnd"/>
+      <w:r>
+        <w:t xml:space="preserve"> (</w:t>
+      </w:r>
+      <w:proofErr w:type="spellStart"/>
+      <w:r>
+        <w:t>id_prodotto</w:t>
+      </w:r>
+      <w:proofErr w:type="spellEnd"/>
+      <w:r>
+        <w:t xml:space="preserve">) </w:t>
+      </w:r>
+      <w:proofErr w:type="spellStart"/>
+      <w:r>
+        <w:t>references</w:t>
+      </w:r>
+      <w:proofErr w:type="spellEnd"/>
+      <w:r>
+        <w:t xml:space="preserve"> prodotto(</w:t>
+      </w:r>
+      <w:proofErr w:type="spellStart"/>
+      <w:r>
+        <w:t>id_prodotto</w:t>
+      </w:r>
+      <w:proofErr w:type="spellEnd"/>
+      <w:r>
+        <w:t xml:space="preserve">) on DELETE set </w:t>
+      </w:r>
+      <w:proofErr w:type="spellStart"/>
+      <w:r>
+        <w:t>null</w:t>
+      </w:r>
+      <w:proofErr w:type="spellEnd"/>
+      <w:r>
+        <w:t xml:space="preserve"> on update </w:t>
+      </w:r>
+      <w:proofErr w:type="spellStart"/>
+      <w:r>
+        <w:t>cascade</w:t>
+      </w:r>
+      <w:proofErr w:type="spellEnd"/>
+    </w:p>
+    <w:p>
+      <w:r>
+        <w:t>)</w:t>
+      </w:r>
+    </w:p>
+    <w:p>
+      <w:r>
+        <w:lastRenderedPageBreak/>
+        <w:t xml:space="preserve">    create </w:t>
+      </w:r>
+      <w:proofErr w:type="spellStart"/>
+      <w:r>
+        <w:t>table</w:t>
+      </w:r>
+      <w:proofErr w:type="spellEnd"/>
+      <w:r>
+        <w:t xml:space="preserve"> </w:t>
+      </w:r>
+      <w:proofErr w:type="gramStart"/>
+      <w:r>
+        <w:t>prodotto(</w:t>
+      </w:r>
+      <w:proofErr w:type="gramEnd"/>
+    </w:p>
+    <w:p>
+      <w:r>
+        <w:t xml:space="preserve">    </w:t>
+      </w:r>
+      <w:proofErr w:type="spellStart"/>
+      <w:r>
+        <w:t>id_prodotto</w:t>
+      </w:r>
+      <w:proofErr w:type="spellEnd"/>
+      <w:r>
+        <w:t xml:space="preserve"> </w:t>
+      </w:r>
+      <w:proofErr w:type="spellStart"/>
+      <w:r>
+        <w:t>int</w:t>
+      </w:r>
+      <w:proofErr w:type="spellEnd"/>
+      <w:r>
+        <w:t xml:space="preserve"> </w:t>
+      </w:r>
+      <w:proofErr w:type="spellStart"/>
+      <w:r>
+        <w:t>primary</w:t>
+      </w:r>
+      <w:proofErr w:type="spellEnd"/>
+      <w:r>
+        <w:t xml:space="preserve"> </w:t>
+      </w:r>
+      <w:proofErr w:type="spellStart"/>
+      <w:r>
+        <w:t>key</w:t>
+      </w:r>
+      <w:proofErr w:type="spellEnd"/>
+      <w:r>
+        <w:t xml:space="preserve"> AUTO_INCREMENT,</w:t>
+      </w:r>
+    </w:p>
+    <w:p>
+      <w:r>
+        <w:t xml:space="preserve">    nome </w:t>
+      </w:r>
+      <w:proofErr w:type="spellStart"/>
+      <w:proofErr w:type="gramStart"/>
+      <w:r>
+        <w:t>varchar</w:t>
+      </w:r>
+      <w:proofErr w:type="spellEnd"/>
+      <w:r>
+        <w:t>(</w:t>
+      </w:r>
+      <w:proofErr w:type="gramEnd"/>
+      <w:r>
+        <w:t xml:space="preserve">50) </w:t>
+      </w:r>
+      <w:proofErr w:type="spellStart"/>
+      <w:r>
+        <w:t>unique</w:t>
+      </w:r>
+      <w:proofErr w:type="spellEnd"/>
+      <w:r>
+        <w:t xml:space="preserve"> </w:t>
+      </w:r>
+      <w:proofErr w:type="spellStart"/>
+      <w:r>
+        <w:t>not</w:t>
+      </w:r>
+      <w:proofErr w:type="spellEnd"/>
+      <w:r>
+        <w:t xml:space="preserve"> </w:t>
+      </w:r>
+      <w:proofErr w:type="spellStart"/>
+      <w:r>
+        <w:t>null</w:t>
+      </w:r>
+      <w:proofErr w:type="spellEnd"/>
+      <w:r>
+        <w:t>,</w:t>
+      </w:r>
+    </w:p>
+    <w:p>
+      <w:r>
+        <w:t xml:space="preserve">    prezzo float </w:t>
+      </w:r>
+      <w:proofErr w:type="spellStart"/>
+      <w:r>
+        <w:t>not</w:t>
+      </w:r>
+      <w:proofErr w:type="spellEnd"/>
+      <w:r>
+        <w:t xml:space="preserve"> </w:t>
+      </w:r>
+      <w:proofErr w:type="spellStart"/>
+      <w:r>
+        <w:t>null</w:t>
+      </w:r>
+      <w:proofErr w:type="spellEnd"/>
+      <w:r>
+        <w:t xml:space="preserve"> </w:t>
+      </w:r>
+      <w:proofErr w:type="spellStart"/>
+      <w:r>
+        <w:t>check</w:t>
+      </w:r>
+      <w:proofErr w:type="spellEnd"/>
+      <w:r>
+        <w:t>(prezzo&gt;0),</w:t>
+      </w:r>
+    </w:p>
+    <w:p>
+      <w:r>
+        <w:t xml:space="preserve">    magazzino float </w:t>
+      </w:r>
+      <w:proofErr w:type="spellStart"/>
+      <w:r>
+        <w:t>not</w:t>
+      </w:r>
+      <w:proofErr w:type="spellEnd"/>
+      <w:r>
+        <w:t xml:space="preserve"> </w:t>
+      </w:r>
+      <w:proofErr w:type="spellStart"/>
+      <w:r>
+        <w:t>null</w:t>
+      </w:r>
+      <w:proofErr w:type="spellEnd"/>
+      <w:r>
+        <w:t xml:space="preserve"> </w:t>
+      </w:r>
+      <w:proofErr w:type="spellStart"/>
+      <w:r>
+        <w:t>check</w:t>
+      </w:r>
+      <w:proofErr w:type="spellEnd"/>
+      <w:r>
+        <w:t>(magazzino&gt;=0),</w:t>
+      </w:r>
+    </w:p>
+    <w:p>
+      <w:r>
+        <w:t xml:space="preserve">    disponibilità float </w:t>
+      </w:r>
+      <w:proofErr w:type="spellStart"/>
+      <w:r>
+        <w:t>not</w:t>
+      </w:r>
+      <w:proofErr w:type="spellEnd"/>
+      <w:r>
+        <w:t xml:space="preserve"> </w:t>
+      </w:r>
+      <w:proofErr w:type="spellStart"/>
+      <w:r>
+        <w:t>null</w:t>
+      </w:r>
+      <w:proofErr w:type="spellEnd"/>
+      <w:r>
+        <w:t xml:space="preserve"> </w:t>
+      </w:r>
+      <w:proofErr w:type="spellStart"/>
+      <w:r>
+        <w:t>check</w:t>
+      </w:r>
+      <w:proofErr w:type="spellEnd"/>
+      <w:r>
+        <w:t>(disponibilità&gt;=0),</w:t>
+      </w:r>
+    </w:p>
+    <w:p>
+      <w:r>
+        <w:t xml:space="preserve">    </w:t>
+      </w:r>
+      <w:proofErr w:type="spellStart"/>
+      <w:r>
+        <w:t>check</w:t>
+      </w:r>
+      <w:proofErr w:type="spellEnd"/>
+      <w:r>
+        <w:t>(magazzino&gt;=disponibilità)</w:t>
+      </w:r>
+    </w:p>
+    <w:p>
+      <w:r>
+        <w:t xml:space="preserve">    </w:t>
+      </w:r>
+    </w:p>
+    <w:p>
+      <w:r>
+        <w:t>)</w:t>
+      </w:r>
+    </w:p>
+    <w:p/>
+    <w:p>
+      <w:r>
+        <w:t xml:space="preserve">create </w:t>
+      </w:r>
+      <w:proofErr w:type="spellStart"/>
+      <w:r>
+        <w:t>table</w:t>
+      </w:r>
+      <w:proofErr w:type="spellEnd"/>
+      <w:r>
+        <w:t xml:space="preserve"> </w:t>
+      </w:r>
+      <w:proofErr w:type="gramStart"/>
+      <w:r>
+        <w:t>relativo(</w:t>
+      </w:r>
+      <w:proofErr w:type="gramEnd"/>
+    </w:p>
+    <w:p>
+      <w:r>
+        <w:t xml:space="preserve">    </w:t>
+      </w:r>
+      <w:proofErr w:type="spellStart"/>
+      <w:r>
+        <w:t>numero_fattura</w:t>
+      </w:r>
+      <w:proofErr w:type="spellEnd"/>
+      <w:r>
+        <w:t xml:space="preserve"> </w:t>
+      </w:r>
+      <w:proofErr w:type="spellStart"/>
+      <w:r>
+        <w:t>int</w:t>
+      </w:r>
+      <w:proofErr w:type="spellEnd"/>
+      <w:r>
+        <w:t xml:space="preserve"> </w:t>
+      </w:r>
+      <w:proofErr w:type="spellStart"/>
+      <w:r>
+        <w:t>not</w:t>
+      </w:r>
+      <w:proofErr w:type="spellEnd"/>
+      <w:r>
+        <w:t xml:space="preserve"> </w:t>
+      </w:r>
+      <w:proofErr w:type="spellStart"/>
+      <w:r>
+        <w:t>null</w:t>
+      </w:r>
+      <w:proofErr w:type="spellEnd"/>
+      <w:r>
+        <w:t>,</w:t>
+      </w:r>
+    </w:p>
+    <w:p>
+      <w:r>
+        <w:t xml:space="preserve">    </w:t>
+      </w:r>
+      <w:proofErr w:type="spellStart"/>
+      <w:r>
+        <w:t>id_prodotto</w:t>
+      </w:r>
+      <w:proofErr w:type="spellEnd"/>
+      <w:r>
+        <w:t xml:space="preserve"> </w:t>
+      </w:r>
+      <w:proofErr w:type="spellStart"/>
+      <w:r>
+        <w:t>int</w:t>
+      </w:r>
+      <w:proofErr w:type="spellEnd"/>
+      <w:r>
+        <w:t xml:space="preserve"> </w:t>
+      </w:r>
+      <w:proofErr w:type="spellStart"/>
+      <w:r>
+        <w:t>not</w:t>
+      </w:r>
+      <w:proofErr w:type="spellEnd"/>
+      <w:r>
+        <w:t xml:space="preserve"> </w:t>
+      </w:r>
+      <w:proofErr w:type="spellStart"/>
+      <w:r>
+        <w:t>null</w:t>
+      </w:r>
+      <w:proofErr w:type="spellEnd"/>
+      <w:r>
+        <w:t>,</w:t>
+      </w:r>
+    </w:p>
+    <w:p>
+      <w:r>
+        <w:t xml:space="preserve">    quantità </w:t>
+      </w:r>
+      <w:proofErr w:type="spellStart"/>
+      <w:r>
+        <w:t>int</w:t>
+      </w:r>
+      <w:proofErr w:type="spellEnd"/>
+      <w:r>
+        <w:t xml:space="preserve"> </w:t>
+      </w:r>
+      <w:proofErr w:type="spellStart"/>
+      <w:r>
+        <w:t>not</w:t>
+      </w:r>
+      <w:proofErr w:type="spellEnd"/>
+      <w:r>
+        <w:t xml:space="preserve"> </w:t>
+      </w:r>
+      <w:proofErr w:type="spellStart"/>
+      <w:r>
+        <w:t>null</w:t>
+      </w:r>
+      <w:proofErr w:type="spellEnd"/>
+    </w:p>
+    <w:p>
+      <w:r>
+        <w:t xml:space="preserve">    </w:t>
+      </w:r>
+      <w:proofErr w:type="spellStart"/>
+      <w:r>
+        <w:t>check</w:t>
+      </w:r>
+      <w:proofErr w:type="spellEnd"/>
+      <w:r>
+        <w:t xml:space="preserve"> (quantità&gt;0),</w:t>
+      </w:r>
+    </w:p>
+    <w:p>
+      <w:r>
+        <w:t xml:space="preserve">    PRIMARY </w:t>
+      </w:r>
+      <w:proofErr w:type="spellStart"/>
+      <w:proofErr w:type="gramStart"/>
+      <w:r>
+        <w:t>key</w:t>
+      </w:r>
+      <w:proofErr w:type="spellEnd"/>
+      <w:r>
+        <w:t>(</w:t>
+      </w:r>
+      <w:proofErr w:type="spellStart"/>
+      <w:proofErr w:type="gramEnd"/>
+      <w:r>
+        <w:t>numero_fattura</w:t>
+      </w:r>
+      <w:proofErr w:type="spellEnd"/>
+      <w:r>
+        <w:t xml:space="preserve">, </w:t>
+      </w:r>
+      <w:proofErr w:type="spellStart"/>
+      <w:r>
+        <w:t>id_prodotto</w:t>
+      </w:r>
+      <w:proofErr w:type="spellEnd"/>
+      <w:r>
+        <w:t>),</w:t>
+      </w:r>
+    </w:p>
+    <w:p>
+      <w:r>
+        <w:t xml:space="preserve">    FOREIGN </w:t>
+      </w:r>
+      <w:proofErr w:type="spellStart"/>
+      <w:r>
+        <w:t>key</w:t>
+      </w:r>
+      <w:proofErr w:type="spellEnd"/>
+      <w:r>
+        <w:t>(</w:t>
+      </w:r>
+      <w:proofErr w:type="spellStart"/>
+      <w:r>
+        <w:t>numero_</w:t>
+      </w:r>
+      <w:proofErr w:type="gramStart"/>
+      <w:r>
+        <w:t>fattura</w:t>
+      </w:r>
+      <w:proofErr w:type="spellEnd"/>
+      <w:r>
+        <w:t>)  REFERENCES</w:t>
+      </w:r>
+      <w:proofErr w:type="gramEnd"/>
+      <w:r>
+        <w:t xml:space="preserve"> acquisto(</w:t>
+      </w:r>
+      <w:proofErr w:type="spellStart"/>
+      <w:r>
+        <w:t>numero_fattura</w:t>
+      </w:r>
+      <w:proofErr w:type="spellEnd"/>
+      <w:r>
+        <w:t xml:space="preserve">) on delete set </w:t>
+      </w:r>
+      <w:proofErr w:type="spellStart"/>
+      <w:r>
+        <w:t>null</w:t>
+      </w:r>
+      <w:proofErr w:type="spellEnd"/>
+      <w:r>
+        <w:t xml:space="preserve"> on update </w:t>
+      </w:r>
+      <w:proofErr w:type="spellStart"/>
+      <w:r>
+        <w:t>cascade</w:t>
+      </w:r>
+      <w:proofErr w:type="spellEnd"/>
+      <w:r>
+        <w:t>,</w:t>
+      </w:r>
+    </w:p>
+    <w:p>
+      <w:r>
+        <w:t xml:space="preserve">    FOREIGN KEY (</w:t>
+      </w:r>
+      <w:proofErr w:type="spellStart"/>
+      <w:r>
+        <w:t>id_prodotto</w:t>
+      </w:r>
+      <w:proofErr w:type="spellEnd"/>
+      <w:r>
+        <w:t xml:space="preserve">) </w:t>
+      </w:r>
+      <w:proofErr w:type="spellStart"/>
+      <w:r>
+        <w:t>references</w:t>
+      </w:r>
+      <w:proofErr w:type="spellEnd"/>
+      <w:r>
+        <w:t xml:space="preserve"> prodotto(</w:t>
+      </w:r>
+      <w:proofErr w:type="spellStart"/>
+      <w:r>
+        <w:t>id_prodotto</w:t>
+      </w:r>
+      <w:proofErr w:type="spellEnd"/>
+      <w:r>
+        <w:t xml:space="preserve">) on delete set </w:t>
+      </w:r>
+      <w:proofErr w:type="spellStart"/>
+      <w:r>
+        <w:t>null</w:t>
+      </w:r>
+      <w:proofErr w:type="spellEnd"/>
+      <w:r>
+        <w:t xml:space="preserve"> on update </w:t>
+      </w:r>
+      <w:proofErr w:type="spellStart"/>
+      <w:r>
+        <w:t>cascade</w:t>
+      </w:r>
+      <w:proofErr w:type="spellEnd"/>
+    </w:p>
+    <w:p>
+      <w:r>
+        <w:t>)</w:t>
+      </w:r>
+    </w:p>
+    <w:p/>
+    <w:p>
+      <w:r>
+        <w:t xml:space="preserve">create </w:t>
+      </w:r>
+      <w:proofErr w:type="spellStart"/>
+      <w:r>
+        <w:t>table</w:t>
+      </w:r>
+      <w:proofErr w:type="spellEnd"/>
+      <w:r>
+        <w:t xml:space="preserve"> </w:t>
+      </w:r>
+      <w:proofErr w:type="spellStart"/>
+      <w:proofErr w:type="gramStart"/>
+      <w:r>
+        <w:t>prossimoraccolto</w:t>
+      </w:r>
+      <w:proofErr w:type="spellEnd"/>
+      <w:r>
+        <w:t>(</w:t>
+      </w:r>
+      <w:proofErr w:type="gramEnd"/>
+    </w:p>
+    <w:p>
+      <w:r>
+        <w:t xml:space="preserve">    </w:t>
+      </w:r>
+      <w:proofErr w:type="spellStart"/>
+      <w:r>
+        <w:t>id_raccolto</w:t>
+      </w:r>
+      <w:proofErr w:type="spellEnd"/>
+      <w:r>
+        <w:t xml:space="preserve"> </w:t>
+      </w:r>
+      <w:proofErr w:type="spellStart"/>
+      <w:r>
+        <w:t>int</w:t>
+      </w:r>
+      <w:proofErr w:type="spellEnd"/>
+      <w:r>
+        <w:t xml:space="preserve"> </w:t>
+      </w:r>
+      <w:proofErr w:type="spellStart"/>
+      <w:r>
+        <w:t>primary</w:t>
+      </w:r>
+      <w:proofErr w:type="spellEnd"/>
+      <w:r>
+        <w:t xml:space="preserve"> </w:t>
+      </w:r>
+      <w:proofErr w:type="spellStart"/>
+      <w:r>
+        <w:t>key</w:t>
+      </w:r>
+      <w:proofErr w:type="spellEnd"/>
+      <w:r>
+        <w:t xml:space="preserve"> AUTO_INCREMENT,</w:t>
+      </w:r>
+    </w:p>
+    <w:p>
+      <w:r>
+        <w:t xml:space="preserve">    disponibilità float </w:t>
+      </w:r>
+      <w:proofErr w:type="spellStart"/>
+      <w:r>
+        <w:t>not</w:t>
+      </w:r>
+      <w:proofErr w:type="spellEnd"/>
+      <w:r>
+        <w:t xml:space="preserve"> </w:t>
+      </w:r>
+      <w:proofErr w:type="spellStart"/>
+      <w:r>
+        <w:t>null</w:t>
+      </w:r>
+      <w:proofErr w:type="spellEnd"/>
+      <w:r>
+        <w:t xml:space="preserve"> </w:t>
+      </w:r>
+      <w:proofErr w:type="spellStart"/>
+      <w:r>
+        <w:t>check</w:t>
+      </w:r>
+      <w:proofErr w:type="spellEnd"/>
+      <w:r>
+        <w:t xml:space="preserve"> (disponibilità&gt;=0),</w:t>
+      </w:r>
+    </w:p>
+    <w:p>
+      <w:r>
+        <w:t xml:space="preserve">    totale float </w:t>
+      </w:r>
+      <w:proofErr w:type="spellStart"/>
+      <w:r>
+        <w:t>not</w:t>
+      </w:r>
+      <w:proofErr w:type="spellEnd"/>
+      <w:r>
+        <w:t xml:space="preserve"> </w:t>
+      </w:r>
+      <w:proofErr w:type="spellStart"/>
+      <w:r>
+        <w:t>null</w:t>
+      </w:r>
+      <w:proofErr w:type="spellEnd"/>
+      <w:r>
+        <w:t xml:space="preserve"> </w:t>
+      </w:r>
+      <w:proofErr w:type="spellStart"/>
+      <w:r>
+        <w:t>check</w:t>
+      </w:r>
+      <w:proofErr w:type="spellEnd"/>
+      <w:r>
+        <w:t>(totale&gt;0),</w:t>
+      </w:r>
+    </w:p>
+    <w:p>
+      <w:r>
+        <w:t xml:space="preserve">    data date </w:t>
+      </w:r>
+      <w:proofErr w:type="spellStart"/>
+      <w:r>
+        <w:t>not</w:t>
+      </w:r>
+      <w:proofErr w:type="spellEnd"/>
+      <w:r>
+        <w:t xml:space="preserve"> </w:t>
+      </w:r>
+      <w:proofErr w:type="spellStart"/>
+      <w:r>
+        <w:t>null</w:t>
+      </w:r>
+      <w:proofErr w:type="spellEnd"/>
+      <w:r>
+        <w:t>,</w:t>
+      </w:r>
+    </w:p>
+    <w:p>
+      <w:r>
+        <w:t xml:space="preserve">    </w:t>
+      </w:r>
+      <w:proofErr w:type="spellStart"/>
+      <w:r>
+        <w:t>id_prodotto</w:t>
+      </w:r>
+      <w:proofErr w:type="spellEnd"/>
+      <w:r>
+        <w:t xml:space="preserve"> </w:t>
+      </w:r>
+      <w:proofErr w:type="spellStart"/>
+      <w:r>
+        <w:t>int</w:t>
+      </w:r>
+      <w:proofErr w:type="spellEnd"/>
+      <w:r>
+        <w:t xml:space="preserve"> </w:t>
+      </w:r>
+      <w:proofErr w:type="spellStart"/>
+      <w:r>
+        <w:t>not</w:t>
+      </w:r>
+      <w:proofErr w:type="spellEnd"/>
+      <w:r>
+        <w:t xml:space="preserve"> </w:t>
+      </w:r>
+      <w:proofErr w:type="spellStart"/>
+      <w:r>
+        <w:t>null</w:t>
+      </w:r>
+      <w:proofErr w:type="spellEnd"/>
+      <w:r>
+        <w:t>,</w:t>
+      </w:r>
+    </w:p>
+    <w:p>
+      <w:r>
+        <w:t xml:space="preserve">    FOREIGN </w:t>
+      </w:r>
+      <w:proofErr w:type="spellStart"/>
+      <w:r>
+        <w:t>key</w:t>
+      </w:r>
+      <w:proofErr w:type="spellEnd"/>
+      <w:r>
+        <w:t xml:space="preserve"> </w:t>
+      </w:r>
+      <w:proofErr w:type="spellStart"/>
+      <w:r>
+        <w:t>id_prodotto</w:t>
+      </w:r>
+      <w:proofErr w:type="spellEnd"/>
+      <w:r>
+        <w:t xml:space="preserve"> </w:t>
+      </w:r>
+      <w:proofErr w:type="spellStart"/>
+      <w:r>
+        <w:t>references</w:t>
+      </w:r>
+      <w:proofErr w:type="spellEnd"/>
+      <w:r>
+        <w:t xml:space="preserve"> prodotto(</w:t>
+      </w:r>
+      <w:proofErr w:type="spellStart"/>
+      <w:r>
+        <w:t>id_prodotto</w:t>
+      </w:r>
+      <w:proofErr w:type="spellEnd"/>
+      <w:r>
+        <w:t>)</w:t>
+      </w:r>
+    </w:p>
+    <w:p>
+      <w:r>
+        <w:t>)</w:t>
+      </w:r>
+      <w:bookmarkStart w:id="0" w:name="_GoBack"/>
+      <w:bookmarkEnd w:id="0"/>
     </w:p>
     <w:p>
       <w:r>
@@ -274,6 +1334,7 @@
     </w:p>
     <w:p>
       <w:r>
+        <w:lastRenderedPageBreak/>
         <w:t xml:space="preserve">V4: </w:t>
       </w:r>
       <w:proofErr w:type="spellStart"/>
@@ -360,7 +1421,15 @@
     </w:p>
     <w:p>
       <w:r>
-        <w:t>V10:Acquisto.totale&gt;0</w:t>
+        <w:t>V</w:t>
+      </w:r>
+      <w:proofErr w:type="gramStart"/>
+      <w:r>
+        <w:t>10:Acquisto.totale</w:t>
+      </w:r>
+      <w:proofErr w:type="gramEnd"/>
+      <w:r>
+        <w:t>&gt;0</w:t>
       </w:r>
     </w:p>
     <w:p/>
@@ -368,6 +1437,7 @@
       <w:r>
         <w:rPr>
           <w:noProof/>
+          <w:lang w:eastAsia="it-IT"/>
         </w:rPr>
         <w:lastRenderedPageBreak/>
         <w:drawing>
@@ -489,7 +1559,7 @@
 </file>
 
 <file path=word/styles.xml><?xml version="1.0" encoding="utf-8"?>
-<w:styles xmlns:mc="http://schemas.openxmlformats.org/markup-compatibility/2006" xmlns:r="http://schemas.openxmlformats.org/officeDocument/2006/relationships" xmlns:w="http://schemas.openxmlformats.org/wordprocessingml/2006/main" xmlns:w14="http://schemas.microsoft.com/office/word/2010/wordml" xmlns:w15="http://schemas.microsoft.com/office/word/2012/wordml" xmlns:w16cex="http://schemas.microsoft.com/office/word/2018/wordml/cex" xmlns:w16cid="http://schemas.microsoft.com/office/word/2016/wordml/cid" xmlns:w16="http://schemas.microsoft.com/office/word/2018/wordml" xmlns:w16du="http://schemas.microsoft.com/office/word/2023/wordml/word16du" xmlns:w16sdtdh="http://schemas.microsoft.com/office/word/2020/wordml/sdtdatahash" xmlns:w16sdtfl="http://schemas.microsoft.com/office/word/2024/wordml/sdtformatlock" xmlns:w16se="http://schemas.microsoft.com/office/word/2015/wordml/symex" mc:Ignorable="w14 w15 w16se w16cid w16 w16cex w16sdtdh w16sdtfl w16du">
+<w:styles xmlns:mc="http://schemas.openxmlformats.org/markup-compatibility/2006" xmlns:r="http://schemas.openxmlformats.org/officeDocument/2006/relationships" xmlns:w="http://schemas.openxmlformats.org/wordprocessingml/2006/main" xmlns:w14="http://schemas.microsoft.com/office/word/2010/wordml" xmlns:w15="http://schemas.microsoft.com/office/word/2012/wordml" xmlns:w16se="http://schemas.microsoft.com/office/word/2015/wordml/symex" mc:Ignorable="w14 w15 w16se">
   <w:docDefaults>
     <w:rPrDefault>
       <w:rPr>
@@ -507,7 +1577,7 @@
       </w:pPr>
     </w:pPrDefault>
   </w:docDefaults>
-  <w:latentStyles w:defLockedState="0" w:defUIPriority="99" w:defSemiHidden="0" w:defUnhideWhenUsed="0" w:defQFormat="0" w:count="376">
+  <w:latentStyles w:defLockedState="0" w:defUIPriority="99" w:defSemiHidden="0" w:defUnhideWhenUsed="0" w:defQFormat="0" w:count="371">
     <w:lsdException w:name="Normal" w:uiPriority="0" w:qFormat="1"/>
     <w:lsdException w:name="heading 1" w:uiPriority="9" w:qFormat="1"/>
     <w:lsdException w:name="heading 2" w:semiHidden="1" w:uiPriority="9" w:unhideWhenUsed="1" w:qFormat="1"/>
@@ -879,11 +1949,6 @@
     <w:lsdException w:name="List Table 5 Dark Accent 6" w:uiPriority="50"/>
     <w:lsdException w:name="List Table 6 Colorful Accent 6" w:uiPriority="51"/>
     <w:lsdException w:name="List Table 7 Colorful Accent 6" w:uiPriority="52"/>
-    <w:lsdException w:name="Mention" w:semiHidden="1" w:unhideWhenUsed="1"/>
-    <w:lsdException w:name="Smart Hyperlink" w:semiHidden="1" w:unhideWhenUsed="1"/>
-    <w:lsdException w:name="Hashtag" w:semiHidden="1" w:unhideWhenUsed="1"/>
-    <w:lsdException w:name="Unresolved Mention" w:semiHidden="1" w:unhideWhenUsed="1"/>
-    <w:lsdException w:name="Smart Link" w:semiHidden="1" w:unhideWhenUsed="1"/>
   </w:latentStyles>
   <w:style w:type="paragraph" w:default="1" w:styleId="Normale">
     <w:name w:val="Normal"/>

--- a/documentazione/fruttaInCampoDoc/documentazione.docx
+++ b/documentazione/fruttaInCampoDoc/documentazione.docx
@@ -57,7 +57,15 @@
     </w:p>
     <w:p>
       <w:r>
-        <w:t>Per il database si è scelto un DBMS di tipo relazionale (in particolare verrà utilizzato MySql)</w:t>
+        <w:t xml:space="preserve">Per il database si è scelto un DBMS di tipo relazionale (in particolare verrà utilizzato </w:t>
+      </w:r>
+      <w:proofErr w:type="spellStart"/>
+      <w:r>
+        <w:t>MySql</w:t>
+      </w:r>
+      <w:proofErr w:type="spellEnd"/>
+      <w:r>
+        <w:t>)</w:t>
       </w:r>
       <w:r>
         <w:t>.</w:t>
@@ -70,262 +78,655 @@
     </w:p>
     <w:p>
       <w:r>
-        <w:rPr>
-          <w:highlight w:val="yellow"/>
-        </w:rPr>
-        <w:t xml:space="preserve">UTENTE(Id_utente(PK), </w:t>
-      </w:r>
-      <w:r>
-        <w:rPr>
-          <w:highlight w:val="yellow"/>
-        </w:rPr>
+        <w:t>UTENTE(</w:t>
+      </w:r>
+      <w:proofErr w:type="spellStart"/>
+      <w:r>
+        <w:t>Id_utente</w:t>
+      </w:r>
+      <w:proofErr w:type="spellEnd"/>
+      <w:r>
+        <w:t xml:space="preserve">(PK), </w:t>
+      </w:r>
+      <w:r>
         <w:t>Nome, Username, Password, Tipo</w:t>
       </w:r>
       <w:r>
-        <w:rPr>
-          <w:highlight w:val="yellow"/>
-        </w:rPr>
         <w:t>)</w:t>
       </w:r>
     </w:p>
     <w:p>
       <w:r>
-        <w:t xml:space="preserve">AGGIORNAMENTO(Id_aggiornamento(PK), </w:t>
-      </w:r>
-      <w:r>
-        <w:t>Tipo, Data, Attributo_modificato*, Nuovo_valore*, Vecchio_valore*,  Id_utente</w:t>
-      </w:r>
+        <w:t>AGGIORNAMENTO(</w:t>
+      </w:r>
+      <w:proofErr w:type="spellStart"/>
+      <w:r>
+        <w:t>Id_aggiornamento</w:t>
+      </w:r>
+      <w:proofErr w:type="spellEnd"/>
+      <w:r>
+        <w:t xml:space="preserve">(PK), </w:t>
+      </w:r>
+      <w:r>
+        <w:t xml:space="preserve">Tipo, Data, </w:t>
+      </w:r>
+      <w:proofErr w:type="spellStart"/>
+      <w:r>
+        <w:t>Attributo_modificato</w:t>
+      </w:r>
+      <w:proofErr w:type="spellEnd"/>
+      <w:r>
+        <w:t xml:space="preserve">*, </w:t>
+      </w:r>
+      <w:proofErr w:type="spellStart"/>
+      <w:r>
+        <w:t>Nuovo_valore</w:t>
+      </w:r>
+      <w:proofErr w:type="spellEnd"/>
+      <w:r>
+        <w:t xml:space="preserve">*, </w:t>
+      </w:r>
+      <w:proofErr w:type="spellStart"/>
+      <w:r>
+        <w:t>Vecchio_valore</w:t>
+      </w:r>
+      <w:proofErr w:type="spellEnd"/>
+      <w:r>
+        <w:t xml:space="preserve">*,  </w:t>
+      </w:r>
+      <w:proofErr w:type="spellStart"/>
+      <w:r>
+        <w:t>Id_utente</w:t>
+      </w:r>
+      <w:proofErr w:type="spellEnd"/>
       <w:r>
         <w:t xml:space="preserve">(FK), </w:t>
       </w:r>
+      <w:proofErr w:type="spellStart"/>
       <w:r>
         <w:t>Id_prodotto</w:t>
       </w:r>
+      <w:proofErr w:type="spellEnd"/>
       <w:r>
         <w:t>(FK))</w:t>
       </w:r>
     </w:p>
     <w:p>
       <w:r>
-        <w:rPr>
-          <w:highlight w:val="yellow"/>
-        </w:rPr>
-        <w:t xml:space="preserve">PRODOTTO(Id_prodotto(PK), </w:t>
-      </w:r>
-      <w:r>
-        <w:rPr>
-          <w:highlight w:val="yellow"/>
-        </w:rPr>
+        <w:t>PRODOTTO(</w:t>
+      </w:r>
+      <w:proofErr w:type="spellStart"/>
+      <w:r>
+        <w:t>Id_prodotto</w:t>
+      </w:r>
+      <w:proofErr w:type="spellEnd"/>
+      <w:r>
+        <w:t xml:space="preserve">(PK), </w:t>
+      </w:r>
+      <w:r>
         <w:t>Nome, Prezzo, Magazzino, Disponibilità</w:t>
       </w:r>
       <w:r>
-        <w:rPr>
-          <w:highlight w:val="yellow"/>
-        </w:rPr>
         <w:t>)</w:t>
       </w:r>
     </w:p>
     <w:p>
       <w:r>
-        <w:rPr>
-          <w:highlight w:val="yellow"/>
-        </w:rPr>
-        <w:t>ACQUISTO(Numero_fattura(PK), data, totale</w:t>
-      </w:r>
-      <w:r>
-        <w:rPr>
-          <w:highlight w:val="yellow"/>
-        </w:rPr>
-        <w:t>, id_utente(FK)</w:t>
-      </w:r>
-      <w:r>
-        <w:rPr>
-          <w:highlight w:val="yellow"/>
-        </w:rPr>
+        <w:t>ACQUISTO(</w:t>
+      </w:r>
+      <w:proofErr w:type="spellStart"/>
+      <w:r>
+        <w:t>Numero_fattura</w:t>
+      </w:r>
+      <w:proofErr w:type="spellEnd"/>
+      <w:r>
+        <w:t>(PK), data, totale</w:t>
+      </w:r>
+      <w:r>
+        <w:t xml:space="preserve">, </w:t>
+      </w:r>
+      <w:proofErr w:type="spellStart"/>
+      <w:r>
+        <w:t>id_utente</w:t>
+      </w:r>
+      <w:proofErr w:type="spellEnd"/>
+      <w:r>
+        <w:t>(FK)</w:t>
+      </w:r>
+      <w:r>
         <w:t>)</w:t>
       </w:r>
     </w:p>
     <w:p>
       <w:r>
-        <w:rPr>
-          <w:highlight w:val="yellow"/>
-        </w:rPr>
-        <w:t>RELATIVO((Numero_fattura(FK), Id_prodotto(FK))(PK), Quanti</w:t>
-      </w:r>
-      <w:r>
-        <w:rPr>
-          <w:highlight w:val="yellow"/>
-        </w:rPr>
+        <w:t>RELATIVO((</w:t>
+      </w:r>
+      <w:proofErr w:type="spellStart"/>
+      <w:r>
+        <w:t>Numero_fattura</w:t>
+      </w:r>
+      <w:proofErr w:type="spellEnd"/>
+      <w:r>
+        <w:t xml:space="preserve">(FK), </w:t>
+      </w:r>
+      <w:proofErr w:type="spellStart"/>
+      <w:r>
+        <w:t>Id_prodotto</w:t>
+      </w:r>
+      <w:proofErr w:type="spellEnd"/>
+      <w:r>
+        <w:t>(FK))(PK), Quanti</w:t>
+      </w:r>
+      <w:r>
         <w:t>t</w:t>
       </w:r>
       <w:r>
-        <w:rPr>
-          <w:highlight w:val="yellow"/>
-        </w:rPr>
         <w:t>à)</w:t>
       </w:r>
     </w:p>
     <w:p>
       <w:r>
-        <w:rPr>
-          <w:highlight w:val="yellow"/>
-        </w:rPr>
-        <w:t>PROSSIMORACCOLTO(Id_raccolto(PK), Disponibilità, Totale, Data</w:t>
-      </w:r>
-      <w:r>
-        <w:rPr>
-          <w:highlight w:val="yellow"/>
-        </w:rPr>
-        <w:t>, Id_prodotto(FK)</w:t>
-      </w:r>
-      <w:r>
-        <w:rPr>
-          <w:highlight w:val="yellow"/>
-        </w:rPr>
+        <w:t>PROSSIMORACCOLTO(</w:t>
+      </w:r>
+      <w:proofErr w:type="spellStart"/>
+      <w:r>
+        <w:t>Id_raccolto</w:t>
+      </w:r>
+      <w:proofErr w:type="spellEnd"/>
+      <w:r>
+        <w:t>(PK), Disponibilità, Totale, Data</w:t>
+      </w:r>
+      <w:r>
+        <w:t xml:space="preserve">, </w:t>
+      </w:r>
+      <w:proofErr w:type="spellStart"/>
+      <w:r>
+        <w:t>Id_prodotto</w:t>
+      </w:r>
+      <w:proofErr w:type="spellEnd"/>
+      <w:r>
+        <w:t>(FK)</w:t>
+      </w:r>
+      <w:r>
         <w:t>)</w:t>
       </w:r>
     </w:p>
     <w:p>
       <w:r>
-        <w:t>create table aggiornamento(</w:t>
-      </w:r>
-    </w:p>
-    <w:p>
-      <w:r>
-        <w:t xml:space="preserve">    id_aggiornamento int primary key AUTO_INCREMENT,</w:t>
-      </w:r>
-    </w:p>
-    <w:p>
-      <w:r>
-        <w:t xml:space="preserve">    tipo char(1) check(tipo in('C','U','D')) NOT NULL,</w:t>
-      </w:r>
-    </w:p>
-    <w:p>
-      <w:r>
-        <w:t xml:space="preserve">    data_aggiornamento date not null,</w:t>
-      </w:r>
-    </w:p>
-    <w:p>
-      <w:r>
-        <w:t xml:space="preserve">    attributo_modificato varchar(50),</w:t>
-      </w:r>
-    </w:p>
-    <w:p>
-      <w:r>
-        <w:t xml:space="preserve">    nuovo_valore varchar(50),</w:t>
-      </w:r>
-    </w:p>
-    <w:p>
-      <w:r>
-        <w:t xml:space="preserve">    vecchio_valore varchar(50),</w:t>
-      </w:r>
-    </w:p>
-    <w:p>
-      <w:r>
-        <w:t xml:space="preserve">    ID_UTENTE int,</w:t>
-      </w:r>
-    </w:p>
-    <w:p>
-      <w:pPr>
-        <w:rPr>
-          <w:lang w:val="en-US"/>
-        </w:rPr>
-      </w:pPr>
+        <w:t xml:space="preserve">create </w:t>
+      </w:r>
+      <w:proofErr w:type="spellStart"/>
+      <w:r>
+        <w:t>table</w:t>
+      </w:r>
+      <w:proofErr w:type="spellEnd"/>
+      <w:r>
+        <w:t xml:space="preserve"> aggiornamento(</w:t>
+      </w:r>
+    </w:p>
+    <w:p>
       <w:r>
         <w:t xml:space="preserve">    </w:t>
       </w:r>
-      <w:r>
-        <w:rPr>
-          <w:lang w:val="en-US"/>
-        </w:rPr>
-        <w:t>id_prodotto int</w:t>
-      </w:r>
-    </w:p>
-    <w:p>
-      <w:pPr>
-        <w:rPr>
-          <w:lang w:val="en-US"/>
-        </w:rPr>
-      </w:pPr>
-      <w:r>
-        <w:rPr>
-          <w:lang w:val="en-US"/>
-        </w:rPr>
-        <w:t xml:space="preserve">    foreign key (id_utente) references utente(id_utente) on delete set null on update cascade</w:t>
-      </w:r>
-    </w:p>
-    <w:p>
-      <w:pPr>
-        <w:rPr>
-          <w:lang w:val="en-US"/>
-        </w:rPr>
-      </w:pPr>
-      <w:r>
-        <w:rPr>
-          <w:lang w:val="en-US"/>
-        </w:rPr>
-        <w:t xml:space="preserve">    foreign key (id_prodotto) references prodotto(id_prodotto) on DELETE set null on update cascade</w:t>
-      </w:r>
-    </w:p>
-    <w:p>
-      <w:r>
+      <w:proofErr w:type="spellStart"/>
+      <w:r>
+        <w:t>id_aggiornamento</w:t>
+      </w:r>
+      <w:proofErr w:type="spellEnd"/>
+      <w:r>
+        <w:t xml:space="preserve"> </w:t>
+      </w:r>
+      <w:proofErr w:type="spellStart"/>
+      <w:r>
+        <w:t>int</w:t>
+      </w:r>
+      <w:proofErr w:type="spellEnd"/>
+      <w:r>
+        <w:t xml:space="preserve"> </w:t>
+      </w:r>
+      <w:proofErr w:type="spellStart"/>
+      <w:r>
+        <w:t>primary</w:t>
+      </w:r>
+      <w:proofErr w:type="spellEnd"/>
+      <w:r>
+        <w:t xml:space="preserve"> key AUTO_INCREMENT,</w:t>
+      </w:r>
+    </w:p>
+    <w:p>
+      <w:r>
+        <w:t xml:space="preserve">    tipo </w:t>
+      </w:r>
+      <w:proofErr w:type="spellStart"/>
+      <w:r>
+        <w:t>char</w:t>
+      </w:r>
+      <w:proofErr w:type="spellEnd"/>
+      <w:r>
+        <w:t>(1) check(tipo in('C','U','D')) NOT NULL,</w:t>
+      </w:r>
+    </w:p>
+    <w:p>
+      <w:r>
+        <w:t xml:space="preserve">    </w:t>
+      </w:r>
+      <w:proofErr w:type="spellStart"/>
+      <w:r>
+        <w:t>data_aggiornamento</w:t>
+      </w:r>
+      <w:proofErr w:type="spellEnd"/>
+      <w:r>
+        <w:t xml:space="preserve"> date </w:t>
+      </w:r>
+      <w:proofErr w:type="spellStart"/>
+      <w:r>
+        <w:t>not</w:t>
+      </w:r>
+      <w:proofErr w:type="spellEnd"/>
+      <w:r>
+        <w:t xml:space="preserve"> </w:t>
+      </w:r>
+      <w:proofErr w:type="spellStart"/>
+      <w:r>
+        <w:t>null</w:t>
+      </w:r>
+      <w:proofErr w:type="spellEnd"/>
+      <w:r>
+        <w:t>,</w:t>
+      </w:r>
+    </w:p>
+    <w:p>
+      <w:r>
+        <w:t xml:space="preserve">    </w:t>
+      </w:r>
+      <w:proofErr w:type="spellStart"/>
+      <w:r>
+        <w:t>attributo_modificato</w:t>
+      </w:r>
+      <w:proofErr w:type="spellEnd"/>
+      <w:r>
+        <w:t xml:space="preserve"> </w:t>
+      </w:r>
+      <w:proofErr w:type="spellStart"/>
+      <w:r>
+        <w:t>varchar</w:t>
+      </w:r>
+      <w:proofErr w:type="spellEnd"/>
+      <w:r>
+        <w:t>(50),</w:t>
+      </w:r>
+    </w:p>
+    <w:p>
+      <w:r>
+        <w:t xml:space="preserve">    </w:t>
+      </w:r>
+      <w:proofErr w:type="spellStart"/>
+      <w:r>
+        <w:t>nuovo_valore</w:t>
+      </w:r>
+      <w:proofErr w:type="spellEnd"/>
+      <w:r>
+        <w:t xml:space="preserve"> </w:t>
+      </w:r>
+      <w:proofErr w:type="spellStart"/>
+      <w:r>
+        <w:t>varchar</w:t>
+      </w:r>
+      <w:proofErr w:type="spellEnd"/>
+      <w:r>
+        <w:t>(50),</w:t>
+      </w:r>
+    </w:p>
+    <w:p>
+      <w:r>
+        <w:t xml:space="preserve">    </w:t>
+      </w:r>
+      <w:proofErr w:type="spellStart"/>
+      <w:r>
+        <w:t>vecchio_valore</w:t>
+      </w:r>
+      <w:proofErr w:type="spellEnd"/>
+      <w:r>
+        <w:t xml:space="preserve"> </w:t>
+      </w:r>
+      <w:proofErr w:type="spellStart"/>
+      <w:r>
+        <w:t>varchar</w:t>
+      </w:r>
+      <w:proofErr w:type="spellEnd"/>
+      <w:r>
+        <w:t>(50),</w:t>
+      </w:r>
+    </w:p>
+    <w:p>
+      <w:r>
+        <w:t xml:space="preserve">    ID_UTENTE </w:t>
+      </w:r>
+      <w:proofErr w:type="spellStart"/>
+      <w:r>
+        <w:t>int</w:t>
+      </w:r>
+      <w:proofErr w:type="spellEnd"/>
+      <w:r>
+        <w:t>,</w:t>
+      </w:r>
+    </w:p>
+    <w:p>
+      <w:pPr>
+        <w:rPr>
+          <w:lang w:val="en-US"/>
+        </w:rPr>
+      </w:pPr>
+      <w:r>
+        <w:t xml:space="preserve">    </w:t>
+      </w:r>
+      <w:proofErr w:type="spellStart"/>
+      <w:r>
+        <w:rPr>
+          <w:lang w:val="en-US"/>
+        </w:rPr>
+        <w:t>id_prodotto</w:t>
+      </w:r>
+      <w:proofErr w:type="spellEnd"/>
+      <w:r>
+        <w:rPr>
+          <w:lang w:val="en-US"/>
+        </w:rPr>
+        <w:t xml:space="preserve"> int</w:t>
+      </w:r>
+    </w:p>
+    <w:p>
+      <w:pPr>
+        <w:rPr>
+          <w:lang w:val="en-US"/>
+        </w:rPr>
+      </w:pPr>
+      <w:r>
+        <w:rPr>
+          <w:lang w:val="en-US"/>
+        </w:rPr>
+        <w:t xml:space="preserve">    foreign key (</w:t>
+      </w:r>
+      <w:proofErr w:type="spellStart"/>
+      <w:r>
+        <w:rPr>
+          <w:lang w:val="en-US"/>
+        </w:rPr>
+        <w:t>id_utente</w:t>
+      </w:r>
+      <w:proofErr w:type="spellEnd"/>
+      <w:r>
+        <w:rPr>
+          <w:lang w:val="en-US"/>
+        </w:rPr>
+        <w:t xml:space="preserve">) references </w:t>
+      </w:r>
+      <w:proofErr w:type="spellStart"/>
+      <w:r>
+        <w:rPr>
+          <w:lang w:val="en-US"/>
+        </w:rPr>
+        <w:t>utente</w:t>
+      </w:r>
+      <w:proofErr w:type="spellEnd"/>
+      <w:r>
+        <w:rPr>
+          <w:lang w:val="en-US"/>
+        </w:rPr>
+        <w:t>(</w:t>
+      </w:r>
+      <w:proofErr w:type="spellStart"/>
+      <w:r>
+        <w:rPr>
+          <w:lang w:val="en-US"/>
+        </w:rPr>
+        <w:t>id_utente</w:t>
+      </w:r>
+      <w:proofErr w:type="spellEnd"/>
+      <w:r>
+        <w:rPr>
+          <w:lang w:val="en-US"/>
+        </w:rPr>
+        <w:t>) on delete set null on update cascade</w:t>
+      </w:r>
+    </w:p>
+    <w:p>
+      <w:pPr>
+        <w:rPr>
+          <w:lang w:val="en-US"/>
+        </w:rPr>
+      </w:pPr>
+      <w:r>
+        <w:rPr>
+          <w:lang w:val="en-US"/>
+        </w:rPr>
+        <w:t xml:space="preserve">    foreign key (</w:t>
+      </w:r>
+      <w:proofErr w:type="spellStart"/>
+      <w:r>
+        <w:rPr>
+          <w:lang w:val="en-US"/>
+        </w:rPr>
+        <w:t>id_prodotto</w:t>
+      </w:r>
+      <w:proofErr w:type="spellEnd"/>
+      <w:r>
+        <w:rPr>
+          <w:lang w:val="en-US"/>
+        </w:rPr>
+        <w:t xml:space="preserve">) references </w:t>
+      </w:r>
+      <w:proofErr w:type="spellStart"/>
+      <w:r>
+        <w:rPr>
+          <w:lang w:val="en-US"/>
+        </w:rPr>
+        <w:t>prodotto</w:t>
+      </w:r>
+      <w:proofErr w:type="spellEnd"/>
+      <w:r>
+        <w:rPr>
+          <w:lang w:val="en-US"/>
+        </w:rPr>
+        <w:t>(</w:t>
+      </w:r>
+      <w:proofErr w:type="spellStart"/>
+      <w:r>
+        <w:rPr>
+          <w:lang w:val="en-US"/>
+        </w:rPr>
+        <w:t>id_prodotto</w:t>
+      </w:r>
+      <w:proofErr w:type="spellEnd"/>
+      <w:r>
+        <w:rPr>
+          <w:lang w:val="en-US"/>
+        </w:rPr>
+        <w:t>) on DELETE set null on update cascade</w:t>
+      </w:r>
+    </w:p>
+    <w:p>
+      <w:pPr>
+        <w:rPr>
+          <w:lang w:val="en-US"/>
+        </w:rPr>
+      </w:pPr>
+      <w:r>
+        <w:rPr>
+          <w:lang w:val="en-US"/>
+        </w:rPr>
         <w:t>)</w:t>
       </w:r>
     </w:p>
     <w:p>
-      <w:r>
+      <w:pPr>
+        <w:rPr>
+          <w:lang w:val="en-US"/>
+        </w:rPr>
+      </w:pPr>
+      <w:r>
+        <w:rPr>
+          <w:lang w:val="en-US"/>
+        </w:rPr>
         <w:lastRenderedPageBreak/>
-        <w:t xml:space="preserve">    create table prodotto(</w:t>
-      </w:r>
-    </w:p>
-    <w:p>
-      <w:r>
-        <w:t xml:space="preserve">    id_prodotto int primary key AUTO_INCREMENT,</w:t>
-      </w:r>
-    </w:p>
-    <w:p>
-      <w:pPr>
-        <w:rPr>
-          <w:lang w:val="en-US"/>
-        </w:rPr>
-      </w:pPr>
-      <w:r>
+        <w:t xml:space="preserve">    create table </w:t>
+      </w:r>
+      <w:proofErr w:type="spellStart"/>
+      <w:r>
+        <w:rPr>
+          <w:lang w:val="en-US"/>
+        </w:rPr>
+        <w:t>prodotto</w:t>
+      </w:r>
+      <w:proofErr w:type="spellEnd"/>
+      <w:r>
+        <w:rPr>
+          <w:lang w:val="en-US"/>
+        </w:rPr>
+        <w:t>(</w:t>
+      </w:r>
+    </w:p>
+    <w:p>
+      <w:pPr>
+        <w:rPr>
+          <w:lang w:val="en-US"/>
+        </w:rPr>
+      </w:pPr>
+      <w:r>
+        <w:rPr>
+          <w:lang w:val="en-US"/>
+        </w:rPr>
         <w:t xml:space="preserve">    </w:t>
       </w:r>
-      <w:r>
-        <w:rPr>
-          <w:lang w:val="en-US"/>
-        </w:rPr>
-        <w:t>nome varchar(50) unique not null,</w:t>
-      </w:r>
-    </w:p>
-    <w:p>
-      <w:pPr>
-        <w:rPr>
-          <w:lang w:val="en-US"/>
-        </w:rPr>
-      </w:pPr>
-      <w:r>
-        <w:rPr>
-          <w:lang w:val="en-US"/>
-        </w:rPr>
-        <w:t xml:space="preserve">    prezzo float not null check(prezzo&gt;0),</w:t>
-      </w:r>
-    </w:p>
-    <w:p>
+      <w:proofErr w:type="spellStart"/>
+      <w:r>
+        <w:rPr>
+          <w:lang w:val="en-US"/>
+        </w:rPr>
+        <w:t>id_prodotto</w:t>
+      </w:r>
+      <w:proofErr w:type="spellEnd"/>
+      <w:r>
+        <w:rPr>
+          <w:lang w:val="en-US"/>
+        </w:rPr>
+        <w:t xml:space="preserve"> int primary key AUTO_INCREMENT,</w:t>
+      </w:r>
+    </w:p>
+    <w:p>
+      <w:pPr>
+        <w:rPr>
+          <w:lang w:val="en-US"/>
+        </w:rPr>
+      </w:pPr>
       <w:r>
         <w:rPr>
           <w:lang w:val="en-US"/>
         </w:rPr>
         <w:t xml:space="preserve">    </w:t>
       </w:r>
-      <w:r>
-        <w:t>magazzino float not null check(magazzino&gt;=0),</w:t>
-      </w:r>
-    </w:p>
-    <w:p>
-      <w:r>
-        <w:t xml:space="preserve">    disponibilità float not null check(disponibilità&gt;=0),</w:t>
+      <w:proofErr w:type="spellStart"/>
+      <w:r>
+        <w:rPr>
+          <w:lang w:val="en-US"/>
+        </w:rPr>
+        <w:t>nome</w:t>
+      </w:r>
+      <w:proofErr w:type="spellEnd"/>
+      <w:r>
+        <w:rPr>
+          <w:lang w:val="en-US"/>
+        </w:rPr>
+        <w:t xml:space="preserve"> varchar(50) unique not null,</w:t>
+      </w:r>
+    </w:p>
+    <w:p>
+      <w:pPr>
+        <w:rPr>
+          <w:lang w:val="en-US"/>
+        </w:rPr>
+      </w:pPr>
+      <w:r>
+        <w:rPr>
+          <w:lang w:val="en-US"/>
+        </w:rPr>
+        <w:t xml:space="preserve">    </w:t>
+      </w:r>
+      <w:proofErr w:type="spellStart"/>
+      <w:r>
+        <w:rPr>
+          <w:lang w:val="en-US"/>
+        </w:rPr>
+        <w:t>prezzo</w:t>
+      </w:r>
+      <w:proofErr w:type="spellEnd"/>
+      <w:r>
+        <w:rPr>
+          <w:lang w:val="en-US"/>
+        </w:rPr>
+        <w:t xml:space="preserve"> float not null check(</w:t>
+      </w:r>
+      <w:proofErr w:type="spellStart"/>
+      <w:r>
+        <w:rPr>
+          <w:lang w:val="en-US"/>
+        </w:rPr>
+        <w:t>prezzo</w:t>
+      </w:r>
+      <w:proofErr w:type="spellEnd"/>
+      <w:r>
+        <w:rPr>
+          <w:lang w:val="en-US"/>
+        </w:rPr>
+        <w:t>&gt;0),</w:t>
+      </w:r>
+    </w:p>
+    <w:p>
+      <w:r>
+        <w:rPr>
+          <w:lang w:val="en-US"/>
+        </w:rPr>
+        <w:t xml:space="preserve">    </w:t>
+      </w:r>
+      <w:r>
+        <w:t xml:space="preserve">magazzino float </w:t>
+      </w:r>
+      <w:proofErr w:type="spellStart"/>
+      <w:r>
+        <w:t>not</w:t>
+      </w:r>
+      <w:proofErr w:type="spellEnd"/>
+      <w:r>
+        <w:t xml:space="preserve"> </w:t>
+      </w:r>
+      <w:proofErr w:type="spellStart"/>
+      <w:r>
+        <w:t>null</w:t>
+      </w:r>
+      <w:proofErr w:type="spellEnd"/>
+      <w:r>
+        <w:t xml:space="preserve"> check(magazzino&gt;=0),</w:t>
+      </w:r>
+    </w:p>
+    <w:p>
+      <w:r>
+        <w:t xml:space="preserve">    disponibilità float </w:t>
+      </w:r>
+      <w:proofErr w:type="spellStart"/>
+      <w:r>
+        <w:t>not</w:t>
+      </w:r>
+      <w:proofErr w:type="spellEnd"/>
+      <w:r>
+        <w:t xml:space="preserve"> </w:t>
+      </w:r>
+      <w:proofErr w:type="spellStart"/>
+      <w:r>
+        <w:t>null</w:t>
+      </w:r>
+      <w:proofErr w:type="spellEnd"/>
+      <w:r>
+        <w:t xml:space="preserve"> check(disponibilità&gt;=0),</w:t>
       </w:r>
     </w:p>
     <w:p>
@@ -346,40 +747,109 @@
     <w:p/>
     <w:p>
       <w:r>
-        <w:t>create table relativo(</w:t>
-      </w:r>
-    </w:p>
-    <w:p>
-      <w:r>
-        <w:t xml:space="preserve">    numero_fattura int not null,</w:t>
-      </w:r>
-    </w:p>
-    <w:p>
-      <w:pPr>
-        <w:rPr>
-          <w:lang w:val="en-US"/>
-        </w:rPr>
-      </w:pPr>
+        <w:t xml:space="preserve">create </w:t>
+      </w:r>
+      <w:proofErr w:type="spellStart"/>
+      <w:r>
+        <w:t>table</w:t>
+      </w:r>
+      <w:proofErr w:type="spellEnd"/>
+      <w:r>
+        <w:t xml:space="preserve"> relativo(</w:t>
+      </w:r>
+    </w:p>
+    <w:p>
       <w:r>
         <w:t xml:space="preserve">    </w:t>
       </w:r>
-      <w:r>
-        <w:rPr>
-          <w:lang w:val="en-US"/>
-        </w:rPr>
-        <w:t>id_prodotto int not null,</w:t>
-      </w:r>
-    </w:p>
-    <w:p>
-      <w:r>
-        <w:rPr>
-          <w:lang w:val="en-US"/>
-        </w:rPr>
+      <w:proofErr w:type="spellStart"/>
+      <w:r>
+        <w:t>numero_fattura</w:t>
+      </w:r>
+      <w:proofErr w:type="spellEnd"/>
+      <w:r>
+        <w:t xml:space="preserve"> </w:t>
+      </w:r>
+      <w:proofErr w:type="spellStart"/>
+      <w:r>
+        <w:t>int</w:t>
+      </w:r>
+      <w:proofErr w:type="spellEnd"/>
+      <w:r>
+        <w:t xml:space="preserve"> </w:t>
+      </w:r>
+      <w:proofErr w:type="spellStart"/>
+      <w:r>
+        <w:t>not</w:t>
+      </w:r>
+      <w:proofErr w:type="spellEnd"/>
+      <w:r>
+        <w:t xml:space="preserve"> </w:t>
+      </w:r>
+      <w:proofErr w:type="spellStart"/>
+      <w:r>
+        <w:t>null</w:t>
+      </w:r>
+      <w:proofErr w:type="spellEnd"/>
+      <w:r>
+        <w:t>,</w:t>
+      </w:r>
+    </w:p>
+    <w:p>
+      <w:pPr>
+        <w:rPr>
+          <w:lang w:val="en-US"/>
+        </w:rPr>
+      </w:pPr>
+      <w:r>
         <w:t xml:space="preserve">    </w:t>
       </w:r>
-      <w:r>
-        <w:t>quantità int not null</w:t>
-      </w:r>
+      <w:proofErr w:type="spellStart"/>
+      <w:r>
+        <w:rPr>
+          <w:lang w:val="en-US"/>
+        </w:rPr>
+        <w:t>id_prodotto</w:t>
+      </w:r>
+      <w:proofErr w:type="spellEnd"/>
+      <w:r>
+        <w:rPr>
+          <w:lang w:val="en-US"/>
+        </w:rPr>
+        <w:t xml:space="preserve"> int not null,</w:t>
+      </w:r>
+    </w:p>
+    <w:p>
+      <w:r>
+        <w:rPr>
+          <w:lang w:val="en-US"/>
+        </w:rPr>
+        <w:t xml:space="preserve">    </w:t>
+      </w:r>
+      <w:r>
+        <w:t xml:space="preserve">quantità </w:t>
+      </w:r>
+      <w:proofErr w:type="spellStart"/>
+      <w:r>
+        <w:t>int</w:t>
+      </w:r>
+      <w:proofErr w:type="spellEnd"/>
+      <w:r>
+        <w:t xml:space="preserve"> </w:t>
+      </w:r>
+      <w:proofErr w:type="spellStart"/>
+      <w:r>
+        <w:t>not</w:t>
+      </w:r>
+      <w:proofErr w:type="spellEnd"/>
+      <w:r>
+        <w:t xml:space="preserve"> </w:t>
+      </w:r>
+      <w:proofErr w:type="spellStart"/>
+      <w:r>
+        <w:t>null</w:t>
+      </w:r>
+      <w:proofErr w:type="spellEnd"/>
     </w:p>
     <w:p>
       <w:r>
@@ -388,18 +858,103 @@
     </w:p>
     <w:p>
       <w:r>
-        <w:t xml:space="preserve">    PRIMARY key(numero_fattura, id_prodotto),</w:t>
-      </w:r>
-    </w:p>
-    <w:p>
-      <w:r>
-        <w:t xml:space="preserve">    FOREIGN key(numero_fattura)  REFERENCES acquisto(numero_fattura) on delete set null on update cascade,</w:t>
-      </w:r>
-    </w:p>
-    <w:p>
-      <w:r>
-        <w:t xml:space="preserve">    FOREIGN KEY (id_prodotto) references prodotto(id_prodotto) on delete set null on update cascade</w:t>
-      </w:r>
+        <w:t xml:space="preserve">    PRIMARY key(</w:t>
+      </w:r>
+      <w:proofErr w:type="spellStart"/>
+      <w:r>
+        <w:t>numero_fattura</w:t>
+      </w:r>
+      <w:proofErr w:type="spellEnd"/>
+      <w:r>
+        <w:t xml:space="preserve">, </w:t>
+      </w:r>
+      <w:proofErr w:type="spellStart"/>
+      <w:r>
+        <w:t>id_prodotto</w:t>
+      </w:r>
+      <w:proofErr w:type="spellEnd"/>
+      <w:r>
+        <w:t>),</w:t>
+      </w:r>
+    </w:p>
+    <w:p>
+      <w:r>
+        <w:t xml:space="preserve">    FOREIGN key(</w:t>
+      </w:r>
+      <w:proofErr w:type="spellStart"/>
+      <w:r>
+        <w:t>numero_fattura</w:t>
+      </w:r>
+      <w:proofErr w:type="spellEnd"/>
+      <w:r>
+        <w:t>)  REFERENCES acquisto(</w:t>
+      </w:r>
+      <w:proofErr w:type="spellStart"/>
+      <w:r>
+        <w:t>numero_fattura</w:t>
+      </w:r>
+      <w:proofErr w:type="spellEnd"/>
+      <w:r>
+        <w:t xml:space="preserve">) on delete set </w:t>
+      </w:r>
+      <w:proofErr w:type="spellStart"/>
+      <w:r>
+        <w:t>null</w:t>
+      </w:r>
+      <w:proofErr w:type="spellEnd"/>
+      <w:r>
+        <w:t xml:space="preserve"> on update </w:t>
+      </w:r>
+      <w:proofErr w:type="spellStart"/>
+      <w:r>
+        <w:t>cascade</w:t>
+      </w:r>
+      <w:proofErr w:type="spellEnd"/>
+      <w:r>
+        <w:t>,</w:t>
+      </w:r>
+    </w:p>
+    <w:p>
+      <w:r>
+        <w:t xml:space="preserve">    FOREIGN KEY (</w:t>
+      </w:r>
+      <w:proofErr w:type="spellStart"/>
+      <w:r>
+        <w:t>id_prodotto</w:t>
+      </w:r>
+      <w:proofErr w:type="spellEnd"/>
+      <w:r>
+        <w:t xml:space="preserve">) </w:t>
+      </w:r>
+      <w:proofErr w:type="spellStart"/>
+      <w:r>
+        <w:t>references</w:t>
+      </w:r>
+      <w:proofErr w:type="spellEnd"/>
+      <w:r>
+        <w:t xml:space="preserve"> prodotto(</w:t>
+      </w:r>
+      <w:proofErr w:type="spellStart"/>
+      <w:r>
+        <w:t>id_prodotto</w:t>
+      </w:r>
+      <w:proofErr w:type="spellEnd"/>
+      <w:r>
+        <w:t xml:space="preserve">) on delete set </w:t>
+      </w:r>
+      <w:proofErr w:type="spellStart"/>
+      <w:r>
+        <w:t>null</w:t>
+      </w:r>
+      <w:proofErr w:type="spellEnd"/>
+      <w:r>
+        <w:t xml:space="preserve"> on update </w:t>
+      </w:r>
+      <w:proofErr w:type="spellStart"/>
+      <w:r>
+        <w:t>cascade</w:t>
+      </w:r>
+      <w:proofErr w:type="spellEnd"/>
     </w:p>
     <w:p>
       <w:r>
@@ -409,33 +964,105 @@
     <w:p/>
     <w:p>
       <w:r>
-        <w:t>create table prossimoraccolto(</w:t>
-      </w:r>
-    </w:p>
-    <w:p>
-      <w:r>
-        <w:t xml:space="preserve">    id_raccolto int primary key AUTO_INCREMENT,</w:t>
-      </w:r>
-    </w:p>
-    <w:p>
-      <w:r>
-        <w:t xml:space="preserve">    disponibilità float not null check (disponibilità&gt;=0),</w:t>
-      </w:r>
-    </w:p>
-    <w:p>
-      <w:r>
-        <w:t xml:space="preserve">    totale float not null check(totale&gt;0),</w:t>
-      </w:r>
-    </w:p>
-    <w:p>
-      <w:pPr>
-        <w:rPr>
-          <w:lang w:val="en-US"/>
-        </w:rPr>
-      </w:pPr>
+        <w:t xml:space="preserve">create </w:t>
+      </w:r>
+      <w:proofErr w:type="spellStart"/>
+      <w:r>
+        <w:t>table</w:t>
+      </w:r>
+      <w:proofErr w:type="spellEnd"/>
+      <w:r>
+        <w:t xml:space="preserve"> </w:t>
+      </w:r>
+      <w:proofErr w:type="spellStart"/>
+      <w:r>
+        <w:t>prossimoraccolto</w:t>
+      </w:r>
+      <w:proofErr w:type="spellEnd"/>
+      <w:r>
+        <w:t>(</w:t>
+      </w:r>
+    </w:p>
+    <w:p>
       <w:r>
         <w:t xml:space="preserve">    </w:t>
       </w:r>
+      <w:proofErr w:type="spellStart"/>
+      <w:r>
+        <w:t>id_raccolto</w:t>
+      </w:r>
+      <w:proofErr w:type="spellEnd"/>
+      <w:r>
+        <w:t xml:space="preserve"> </w:t>
+      </w:r>
+      <w:proofErr w:type="spellStart"/>
+      <w:r>
+        <w:t>int</w:t>
+      </w:r>
+      <w:proofErr w:type="spellEnd"/>
+      <w:r>
+        <w:t xml:space="preserve"> </w:t>
+      </w:r>
+      <w:proofErr w:type="spellStart"/>
+      <w:r>
+        <w:t>primary</w:t>
+      </w:r>
+      <w:proofErr w:type="spellEnd"/>
+      <w:r>
+        <w:t xml:space="preserve"> key AUTO_INCREMENT,</w:t>
+      </w:r>
+    </w:p>
+    <w:p>
+      <w:r>
+        <w:t xml:space="preserve">    disponibilità float </w:t>
+      </w:r>
+      <w:proofErr w:type="spellStart"/>
+      <w:r>
+        <w:t>not</w:t>
+      </w:r>
+      <w:proofErr w:type="spellEnd"/>
+      <w:r>
+        <w:t xml:space="preserve"> </w:t>
+      </w:r>
+      <w:proofErr w:type="spellStart"/>
+      <w:r>
+        <w:t>null</w:t>
+      </w:r>
+      <w:proofErr w:type="spellEnd"/>
+      <w:r>
+        <w:t xml:space="preserve"> check (disponibilità&gt;=0),</w:t>
+      </w:r>
+    </w:p>
+    <w:p>
+      <w:r>
+        <w:t xml:space="preserve">    totale float </w:t>
+      </w:r>
+      <w:proofErr w:type="spellStart"/>
+      <w:r>
+        <w:t>not</w:t>
+      </w:r>
+      <w:proofErr w:type="spellEnd"/>
+      <w:r>
+        <w:t xml:space="preserve"> </w:t>
+      </w:r>
+      <w:proofErr w:type="spellStart"/>
+      <w:r>
+        <w:t>null</w:t>
+      </w:r>
+      <w:proofErr w:type="spellEnd"/>
+      <w:r>
+        <w:t xml:space="preserve"> check(totale&gt;0),</w:t>
+      </w:r>
+    </w:p>
+    <w:p>
+      <w:pPr>
+        <w:rPr>
+          <w:lang w:val="en-US"/>
+        </w:rPr>
+      </w:pPr>
+      <w:r>
+        <w:t xml:space="preserve">    </w:t>
+      </w:r>
       <w:r>
         <w:rPr>
           <w:lang w:val="en-US"/>
@@ -453,77 +1080,192 @@
         <w:rPr>
           <w:lang w:val="en-US"/>
         </w:rPr>
-        <w:t xml:space="preserve">    id_prodotto int not null,</w:t>
-      </w:r>
-    </w:p>
-    <w:p>
-      <w:r>
-        <w:rPr>
-          <w:lang w:val="en-US"/>
-        </w:rPr>
         <w:t xml:space="preserve">    </w:t>
       </w:r>
-      <w:r>
-        <w:t>FOREIGN key id_prodotto references prodotto(id_prodotto)</w:t>
-      </w:r>
-    </w:p>
-    <w:p>
+      <w:proofErr w:type="spellStart"/>
+      <w:r>
+        <w:rPr>
+          <w:lang w:val="en-US"/>
+        </w:rPr>
+        <w:t>id_prodotto</w:t>
+      </w:r>
+      <w:proofErr w:type="spellEnd"/>
+      <w:r>
+        <w:rPr>
+          <w:lang w:val="en-US"/>
+        </w:rPr>
+        <w:t xml:space="preserve"> int not null,</w:t>
+      </w:r>
+    </w:p>
+    <w:p>
+      <w:r>
+        <w:rPr>
+          <w:lang w:val="en-US"/>
+        </w:rPr>
+        <w:t xml:space="preserve">    </w:t>
+      </w:r>
+      <w:r>
+        <w:t xml:space="preserve">FOREIGN key </w:t>
+      </w:r>
+      <w:proofErr w:type="spellStart"/>
+      <w:r>
+        <w:t>id_prodotto</w:t>
+      </w:r>
+      <w:proofErr w:type="spellEnd"/>
+      <w:r>
+        <w:t xml:space="preserve"> </w:t>
+      </w:r>
+      <w:proofErr w:type="spellStart"/>
+      <w:r>
+        <w:t>references</w:t>
+      </w:r>
+      <w:proofErr w:type="spellEnd"/>
+      <w:r>
+        <w:t xml:space="preserve"> prodotto(</w:t>
+      </w:r>
+      <w:proofErr w:type="spellStart"/>
+      <w:r>
+        <w:t>id_prodotto</w:t>
+      </w:r>
+      <w:proofErr w:type="spellEnd"/>
       <w:r>
         <w:t>)</w:t>
       </w:r>
     </w:p>
     <w:p>
       <w:r>
+        <w:t>)</w:t>
+      </w:r>
+    </w:p>
+    <w:p>
+      <w:r>
         <w:t>Vincoli:</w:t>
       </w:r>
     </w:p>
     <w:p>
       <w:r>
-        <w:t>V1: Utente.tipo={‘C’,’A’}</w:t>
-      </w:r>
-    </w:p>
-    <w:p>
-      <w:r>
-        <w:t>V2: Aggiornamento.tipo={‘C’,’U’,’D’}</w:t>
+        <w:t xml:space="preserve">V1: </w:t>
+      </w:r>
+      <w:proofErr w:type="spellStart"/>
+      <w:r>
+        <w:t>Utente.tipo</w:t>
+      </w:r>
+      <w:proofErr w:type="spellEnd"/>
+      <w:r>
+        <w:t>={‘C’,’A’}</w:t>
+      </w:r>
+    </w:p>
+    <w:p>
+      <w:r>
+        <w:t xml:space="preserve">V2: </w:t>
+      </w:r>
+      <w:proofErr w:type="spellStart"/>
+      <w:r>
+        <w:t>Aggiornamento.tipo</w:t>
+      </w:r>
+      <w:proofErr w:type="spellEnd"/>
+      <w:r>
+        <w:t>={‘C’,’U’,’D’}</w:t>
       </w:r>
     </w:p>
     <w:p>
       <w:r>
         <w:lastRenderedPageBreak/>
-        <w:t>V3: Prodotto.prezzo&gt;0</w:t>
-      </w:r>
-    </w:p>
-    <w:p>
-      <w:r>
-        <w:t>V4: Prodotto.magazzino&gt;=0</w:t>
-      </w:r>
-    </w:p>
-    <w:p>
-      <w:r>
-        <w:t>V5: Prodotto.disponibilità&gt;=0</w:t>
-      </w:r>
-    </w:p>
-    <w:p>
-      <w:r>
-        <w:t>V6: Prodotto.</w:t>
-      </w:r>
-      <w:r>
-        <w:t>magazzino&gt;=Prodotto.disponibilità</w:t>
-      </w:r>
-    </w:p>
-    <w:p>
-      <w:r>
-        <w:t>V7: ProssimoRaccolto.totale&gt;0</w:t>
-      </w:r>
-    </w:p>
-    <w:p>
-      <w:r>
-        <w:t>V8: ProssimoRaccolto.disponibilità&gt;=0</w:t>
-      </w:r>
-    </w:p>
-    <w:p>
-      <w:r>
-        <w:t>V9: Relativo.quantità&gt;=0</w:t>
+        <w:t xml:space="preserve">V3: </w:t>
+      </w:r>
+      <w:proofErr w:type="spellStart"/>
+      <w:r>
+        <w:t>Prodotto.prezzo</w:t>
+      </w:r>
+      <w:proofErr w:type="spellEnd"/>
+      <w:r>
+        <w:t>&gt;0</w:t>
+      </w:r>
+    </w:p>
+    <w:p>
+      <w:r>
+        <w:t xml:space="preserve">V4: </w:t>
+      </w:r>
+      <w:proofErr w:type="spellStart"/>
+      <w:r>
+        <w:t>Prodotto.magazzino</w:t>
+      </w:r>
+      <w:proofErr w:type="spellEnd"/>
+      <w:r>
+        <w:t>&gt;=0</w:t>
+      </w:r>
+    </w:p>
+    <w:p>
+      <w:r>
+        <w:t xml:space="preserve">V5: </w:t>
+      </w:r>
+      <w:proofErr w:type="spellStart"/>
+      <w:r>
+        <w:t>Prodotto.disponibilità</w:t>
+      </w:r>
+      <w:proofErr w:type="spellEnd"/>
+      <w:r>
+        <w:t>&gt;=0</w:t>
+      </w:r>
+    </w:p>
+    <w:p>
+      <w:r>
+        <w:t xml:space="preserve">V6: </w:t>
+      </w:r>
+      <w:proofErr w:type="spellStart"/>
+      <w:r>
+        <w:t>Prodotto.</w:t>
+      </w:r>
+      <w:r>
+        <w:t>magazzino</w:t>
+      </w:r>
+      <w:proofErr w:type="spellEnd"/>
+      <w:r>
+        <w:t>&gt;=</w:t>
+      </w:r>
+      <w:proofErr w:type="spellStart"/>
+      <w:r>
+        <w:t>Prodotto.disponibilità</w:t>
+      </w:r>
+      <w:proofErr w:type="spellEnd"/>
+    </w:p>
+    <w:p>
+      <w:r>
+        <w:t xml:space="preserve">V7: </w:t>
+      </w:r>
+      <w:proofErr w:type="spellStart"/>
+      <w:r>
+        <w:t>ProssimoRaccolto.totale</w:t>
+      </w:r>
+      <w:proofErr w:type="spellEnd"/>
+      <w:r>
+        <w:t>&gt;0</w:t>
+      </w:r>
+    </w:p>
+    <w:p>
+      <w:r>
+        <w:t xml:space="preserve">V8: </w:t>
+      </w:r>
+      <w:proofErr w:type="spellStart"/>
+      <w:r>
+        <w:t>ProssimoRaccolto.disponibilità</w:t>
+      </w:r>
+      <w:proofErr w:type="spellEnd"/>
+      <w:r>
+        <w:t>&gt;=0</w:t>
+      </w:r>
+    </w:p>
+    <w:p>
+      <w:r>
+        <w:t xml:space="preserve">V9: </w:t>
+      </w:r>
+      <w:proofErr w:type="spellStart"/>
+      <w:r>
+        <w:t>Relativo.quantità</w:t>
+      </w:r>
+      <w:proofErr w:type="spellEnd"/>
+      <w:r>
+        <w:t>&gt;=0</w:t>
       </w:r>
     </w:p>
     <w:p>
@@ -557,7 +1299,7 @@
                     </pic:cNvPicPr>
                   </pic:nvPicPr>
                   <pic:blipFill>
-                    <a:blip r:embed="rId4">
+                    <a:blip r:embed="rId5">
                       <a:extLst>
                         <a:ext uri="{28A0092B-C50C-407E-A947-70E740481C1C}">
                           <a14:useLocalDpi xmlns:a14="http://schemas.microsoft.com/office/drawing/2010/main" val="0"/>
@@ -598,42 +1340,413 @@
       <w:pPr>
         <w:pStyle w:val="Titolo2"/>
       </w:pPr>
+      <w:proofErr w:type="spellStart"/>
       <w:r>
         <w:lastRenderedPageBreak/>
         <w:t>Backend</w:t>
       </w:r>
-    </w:p>
-    <w:p>
-      <w:r>
-        <w:t xml:space="preserve">A seguito di un’accurata riflessione è stato deciso di utilizzare JAX-RS, rispetto a Spring Boot, perché più completo a livello didattico. </w:t>
-      </w:r>
-      <w:r>
-        <w:rPr>
-          <w:highlight w:val="yellow"/>
-        </w:rPr>
-        <w:t>Dovendo sviluppare per la prima volta una applicazione con RESTful</w:t>
-      </w:r>
-      <w:r>
-        <w:t xml:space="preserve"> è stato preferito utilizzare le librerie JAX-RS </w:t>
-      </w:r>
-      <w:r>
-        <w:rPr>
-          <w:highlight w:val="yellow"/>
-        </w:rPr>
-        <w:t>(che comunque segue le specifiche Java Jakarta EE) ed è più snella rispetto a Spring Boot</w:t>
-      </w:r>
-      <w:r>
-        <w:t>, per capire a fondo la logica, a svantaggio di una maggiore complessità di implementazione.</w:t>
-      </w:r>
+      <w:proofErr w:type="spellEnd"/>
     </w:p>
     <w:p/>
+    <w:p/>
+    <w:p/>
+    <w:p>
+      <w:hyperlink r:id="rId6" w:history="1">
+        <w:r>
+          <w:rPr>
+            <w:rStyle w:val="Collegamentoipertestuale"/>
+          </w:rPr>
+          <w:t>https://www.youtube.com/watch?v=jtZ4yJl-heU&amp;list=PLoZNHBEyxFQHFkgxYwri50YEmbiRADl-O&amp;index=22&amp;pp=iAQB</w:t>
+        </w:r>
+      </w:hyperlink>
+    </w:p>
+    <w:p>
+      <w:hyperlink r:id="rId7" w:history="1">
+        <w:r>
+          <w:rPr>
+            <w:rStyle w:val="Collegamentoipertestuale"/>
+          </w:rPr>
+          <w:t>https://youtu.be/nrZgJG5Z5Iw?list=PLoZNHBEyxFQHFkgxYwri50YEmbiRADl-O</w:t>
+        </w:r>
+      </w:hyperlink>
+    </w:p>
+    <w:p/>
+    <w:p/>
+    <w:p/>
+    <w:p>
+      <w:hyperlink r:id="rId8" w:history="1">
+        <w:r>
+          <w:rPr>
+            <w:rStyle w:val="Collegamentoipertestuale"/>
+          </w:rPr>
+          <w:t>https://lollovona-7169569.postman.co/workspace/759b8f40-e26a-4dce-819f-57762f82e6b4/request/54402393-94e2a48f-c837-417d-86e8-4d9672ce4bc4?sideView=agentMode</w:t>
+        </w:r>
+      </w:hyperlink>
+    </w:p>
+    <w:p/>
+    <w:p>
+      <w:pPr>
+        <w:pStyle w:val="Paragrafoelenco"/>
+        <w:numPr>
+          <w:ilvl w:val="0"/>
+          <w:numId w:val="1"/>
+        </w:numPr>
+      </w:pPr>
+      <w:r>
+        <w:t>Installazione dipendenze</w:t>
+      </w:r>
+    </w:p>
+    <w:p>
+      <w:pPr>
+        <w:pStyle w:val="Paragrafoelenco"/>
+        <w:numPr>
+          <w:ilvl w:val="0"/>
+          <w:numId w:val="1"/>
+        </w:numPr>
+      </w:pPr>
+      <w:r>
+        <w:t xml:space="preserve">Settaggio </w:t>
+      </w:r>
+      <w:proofErr w:type="spellStart"/>
+      <w:r>
+        <w:t>application.proprieties</w:t>
+      </w:r>
+      <w:proofErr w:type="spellEnd"/>
+      <w:r>
+        <w:t>: file</w:t>
+      </w:r>
+      <w:r>
+        <w:t xml:space="preserve"> di configurazione</w:t>
+      </w:r>
+      <w:r>
+        <w:t xml:space="preserve"> </w:t>
+      </w:r>
+      <w:r>
+        <w:t xml:space="preserve">iniziale </w:t>
+      </w:r>
+      <w:r>
+        <w:t xml:space="preserve">che viene </w:t>
+      </w:r>
+      <w:proofErr w:type="spellStart"/>
+      <w:r>
+        <w:t>viene</w:t>
+      </w:r>
+      <w:proofErr w:type="spellEnd"/>
+      <w:r>
+        <w:t xml:space="preserve"> caricato quando l’applicazione va in avvio</w:t>
+      </w:r>
+    </w:p>
+    <w:p>
+      <w:pPr>
+        <w:pStyle w:val="Paragrafoelenco"/>
+        <w:numPr>
+          <w:ilvl w:val="0"/>
+          <w:numId w:val="1"/>
+        </w:numPr>
+      </w:pPr>
+    </w:p>
+    <w:p>
+      <w:r>
+        <w:t xml:space="preserve">comunicazione </w:t>
+      </w:r>
+      <w:r>
+        <w:t xml:space="preserve">database/ business </w:t>
+      </w:r>
+      <w:proofErr w:type="spellStart"/>
+      <w:r>
+        <w:t>logic</w:t>
+      </w:r>
+      <w:proofErr w:type="spellEnd"/>
+    </w:p>
+    <w:p>
+      <w:r>
+        <w:t xml:space="preserve">Utilizzo di JPA (Jakarta </w:t>
+      </w:r>
+      <w:proofErr w:type="spellStart"/>
+      <w:r>
+        <w:rPr>
+          <w:b/>
+          <w:bCs/>
+        </w:rPr>
+        <w:t>Persistence</w:t>
+      </w:r>
+      <w:proofErr w:type="spellEnd"/>
+      <w:r>
+        <w:t xml:space="preserve"> API) </w:t>
+      </w:r>
+    </w:p>
+    <w:p>
+      <w:r>
+        <w:t>Annotazion</w:t>
+      </w:r>
+      <w:r>
+        <w:t>i:</w:t>
+      </w:r>
+    </w:p>
+    <w:p>
+      <w:pPr>
+        <w:pStyle w:val="Paragrafoelenco"/>
+        <w:numPr>
+          <w:ilvl w:val="0"/>
+          <w:numId w:val="2"/>
+        </w:numPr>
+      </w:pPr>
+      <w:r>
+        <w:t xml:space="preserve">@Entity: </w:t>
+      </w:r>
+      <w:r>
+        <w:t xml:space="preserve">indica a </w:t>
+      </w:r>
+      <w:proofErr w:type="spellStart"/>
+      <w:r>
+        <w:t>Hibernate</w:t>
+      </w:r>
+      <w:proofErr w:type="spellEnd"/>
+      <w:r>
+        <w:t xml:space="preserve"> che quella classe dovrà essere utilizzata per mappare una tabella</w:t>
+      </w:r>
+    </w:p>
+    <w:p>
+      <w:pPr>
+        <w:pStyle w:val="Paragrafoelenco"/>
+        <w:numPr>
+          <w:ilvl w:val="0"/>
+          <w:numId w:val="2"/>
+        </w:numPr>
+      </w:pPr>
+      <w:r>
+        <w:t>@Table(name=’nomeTabella’): indica il vero nome della relazione presente nel DB (potrebbe essere diverso da nome della classe)</w:t>
+      </w:r>
+    </w:p>
+    <w:p>
+      <w:pPr>
+        <w:pStyle w:val="Paragrafoelenco"/>
+        <w:numPr>
+          <w:ilvl w:val="0"/>
+          <w:numId w:val="2"/>
+        </w:numPr>
+      </w:pPr>
+      <w:r>
+        <w:t xml:space="preserve">@Column(name=’nomeAttributo’ </w:t>
+      </w:r>
+      <w:proofErr w:type="spellStart"/>
+      <w:r>
+        <w:t>nullable</w:t>
+      </w:r>
+      <w:proofErr w:type="spellEnd"/>
+      <w:r>
+        <w:t>=)</w:t>
+      </w:r>
+    </w:p>
+    <w:p>
+      <w:pPr>
+        <w:pStyle w:val="Paragrafoelenco"/>
+        <w:numPr>
+          <w:ilvl w:val="0"/>
+          <w:numId w:val="2"/>
+        </w:numPr>
+      </w:pPr>
+      <w:r>
+        <w:t>@Id:indica la PK</w:t>
+      </w:r>
+    </w:p>
+    <w:p>
+      <w:pPr>
+        <w:pStyle w:val="Paragrafoelenco"/>
+        <w:numPr>
+          <w:ilvl w:val="0"/>
+          <w:numId w:val="2"/>
+        </w:numPr>
+      </w:pPr>
+      <w:r>
+        <w:t xml:space="preserve">@GeneratedValue(strategy = </w:t>
+      </w:r>
+      <w:proofErr w:type="spellStart"/>
+      <w:r>
+        <w:t>GenerationType.IDENTITY</w:t>
+      </w:r>
+      <w:proofErr w:type="spellEnd"/>
+      <w:r>
+        <w:t>)</w:t>
+      </w:r>
+      <w:r>
+        <w:t>:valore generato automaticamente dal DBMS (AUTO_INCREMENT)</w:t>
+      </w:r>
+    </w:p>
+    <w:p>
+      <w:pPr>
+        <w:pStyle w:val="Paragrafoelenco"/>
+        <w:numPr>
+          <w:ilvl w:val="0"/>
+          <w:numId w:val="2"/>
+        </w:numPr>
+      </w:pPr>
+      <w:r>
+        <w:t>@Repository: indica che la classe è una repository</w:t>
+      </w:r>
+    </w:p>
+    <w:p/>
+    <w:p>
+      <w:r>
+        <w:t xml:space="preserve">Repository: </w:t>
+      </w:r>
+    </w:p>
+    <w:p/>
+    <w:p>
+      <w:r>
+        <w:t xml:space="preserve">le interfacce del package repository estendono l’interfaccia </w:t>
+      </w:r>
+      <w:proofErr w:type="spellStart"/>
+      <w:r>
+        <w:t>JpaRepository</w:t>
+      </w:r>
+      <w:proofErr w:type="spellEnd"/>
+      <w:r>
+        <w:t xml:space="preserve">, vogliono come parametri il tipo (il nome della classe a cui si riferiscono) e il tipo dell’id in versione </w:t>
+      </w:r>
+      <w:proofErr w:type="spellStart"/>
+      <w:r>
+        <w:t>wrapper</w:t>
+      </w:r>
+      <w:proofErr w:type="spellEnd"/>
+      <w:r>
+        <w:t xml:space="preserve">. Metodi già </w:t>
+      </w:r>
+      <w:proofErr w:type="spellStart"/>
+      <w:r>
+        <w:t>preimplementati</w:t>
+      </w:r>
+      <w:proofErr w:type="spellEnd"/>
+      <w:r>
+        <w:t>:</w:t>
+      </w:r>
+    </w:p>
+    <w:p>
+      <w:r>
+        <w:lastRenderedPageBreak/>
+        <w:drawing>
+          <wp:inline distT="0" distB="0" distL="0" distR="0" wp14:anchorId="40B894B4" wp14:editId="042DA445">
+            <wp:extent cx="1914792" cy="1400370"/>
+            <wp:effectExtent l="0" t="0" r="9525" b="9525"/>
+            <wp:docPr id="746387745" name="Immagine 1"/>
+            <wp:cNvGraphicFramePr>
+              <a:graphicFrameLocks xmlns:a="http://schemas.openxmlformats.org/drawingml/2006/main" noChangeAspect="1"/>
+            </wp:cNvGraphicFramePr>
+            <a:graphic xmlns:a="http://schemas.openxmlformats.org/drawingml/2006/main">
+              <a:graphicData uri="http://schemas.openxmlformats.org/drawingml/2006/picture">
+                <pic:pic xmlns:pic="http://schemas.openxmlformats.org/drawingml/2006/picture">
+                  <pic:nvPicPr>
+                    <pic:cNvPr id="746387745" name=""/>
+                    <pic:cNvPicPr/>
+                  </pic:nvPicPr>
+                  <pic:blipFill>
+                    <a:blip r:embed="rId9"/>
+                    <a:stretch>
+                      <a:fillRect/>
+                    </a:stretch>
+                  </pic:blipFill>
+                  <pic:spPr>
+                    <a:xfrm>
+                      <a:off x="0" y="0"/>
+                      <a:ext cx="1914792" cy="1400370"/>
+                    </a:xfrm>
+                    <a:prstGeom prst="rect">
+                      <a:avLst/>
+                    </a:prstGeom>
+                  </pic:spPr>
+                </pic:pic>
+              </a:graphicData>
+            </a:graphic>
+          </wp:inline>
+        </w:drawing>
+      </w:r>
+    </w:p>
+    <w:p/>
+    <w:p/>
+    <w:p/>
+    <w:p>
+      <w:r>
+        <w:drawing>
+          <wp:inline distT="0" distB="0" distL="0" distR="0" wp14:anchorId="12725454" wp14:editId="4719DEED">
+            <wp:extent cx="5096586" cy="5134692"/>
+            <wp:effectExtent l="0" t="0" r="8890" b="8890"/>
+            <wp:docPr id="746537374" name="Immagine 1"/>
+            <wp:cNvGraphicFramePr>
+              <a:graphicFrameLocks xmlns:a="http://schemas.openxmlformats.org/drawingml/2006/main" noChangeAspect="1"/>
+            </wp:cNvGraphicFramePr>
+            <a:graphic xmlns:a="http://schemas.openxmlformats.org/drawingml/2006/main">
+              <a:graphicData uri="http://schemas.openxmlformats.org/drawingml/2006/picture">
+                <pic:pic xmlns:pic="http://schemas.openxmlformats.org/drawingml/2006/picture">
+                  <pic:nvPicPr>
+                    <pic:cNvPr id="746537374" name=""/>
+                    <pic:cNvPicPr/>
+                  </pic:nvPicPr>
+                  <pic:blipFill>
+                    <a:blip r:embed="rId10"/>
+                    <a:stretch>
+                      <a:fillRect/>
+                    </a:stretch>
+                  </pic:blipFill>
+                  <pic:spPr>
+                    <a:xfrm>
+                      <a:off x="0" y="0"/>
+                      <a:ext cx="5096586" cy="5134692"/>
+                    </a:xfrm>
+                    <a:prstGeom prst="rect">
+                      <a:avLst/>
+                    </a:prstGeom>
+                  </pic:spPr>
+                </pic:pic>
+              </a:graphicData>
+            </a:graphic>
+          </wp:inline>
+        </w:drawing>
+      </w:r>
+    </w:p>
+    <w:p/>
+    <w:p/>
+    <w:p>
+      <w:r>
+        <w:t>Funzionalità:</w:t>
+      </w:r>
+    </w:p>
+    <w:p>
+      <w:pPr>
+        <w:pStyle w:val="Paragrafoelenco"/>
+        <w:numPr>
+          <w:ilvl w:val="0"/>
+          <w:numId w:val="3"/>
+        </w:numPr>
+      </w:pPr>
+      <w:r>
+        <w:t>L</w:t>
+      </w:r>
+      <w:r>
+        <w:t>ogin</w:t>
+      </w:r>
+    </w:p>
+    <w:p>
+      <w:pPr>
+        <w:pStyle w:val="Paragrafoelenco"/>
+        <w:numPr>
+          <w:ilvl w:val="0"/>
+          <w:numId w:val="3"/>
+        </w:numPr>
+      </w:pPr>
+      <w:r>
+        <w:t>registrazione</w:t>
+      </w:r>
+    </w:p>
+    <w:p/>
     <w:p>
       <w:pPr>
         <w:pStyle w:val="Titolo2"/>
       </w:pPr>
+      <w:proofErr w:type="spellStart"/>
       <w:r>
         <w:t>Frontend</w:t>
       </w:r>
+      <w:proofErr w:type="spellEnd"/>
     </w:p>
     <w:sectPr>
       <w:pgSz w:w="11906" w:h="16838"/>
@@ -643,6 +1756,332 @@
     </w:sectPr>
   </w:body>
 </w:document>
+</file>
+
+<file path=word/numbering.xml><?xml version="1.0" encoding="utf-8"?>
+<w:numbering xmlns:wpc="http://schemas.microsoft.com/office/word/2010/wordprocessingCanvas" xmlns:cx="http://schemas.microsoft.com/office/drawing/2014/chartex" xmlns:cx1="http://schemas.microsoft.com/office/drawing/2015/9/8/chartex" xmlns:cx2="http://schemas.microsoft.com/office/drawing/2015/10/21/chartex" xmlns:cx3="http://schemas.microsoft.com/office/drawing/2016/5/9/chartex" xmlns:cx4="http://schemas.microsoft.com/office/drawing/2016/5/10/chartex" xmlns:cx5="http://schemas.microsoft.com/office/drawing/2016/5/11/chartex" xmlns:cx6="http://schemas.microsoft.com/office/drawing/2016/5/12/chartex" xmlns:cx7="http://schemas.microsoft.com/office/drawing/2016/5/13/chartex" xmlns:cx8="http://schemas.microsoft.com/office/drawing/2016/5/14/chartex" xmlns:mc="http://schemas.openxmlformats.org/markup-compatibility/2006" xmlns:aink="http://schemas.microsoft.com/office/drawing/2016/ink" xmlns:am3d="http://schemas.microsoft.com/office/drawing/2017/model3d" xmlns:o="urn:schemas-microsoft-com:office:office" xmlns:oel="http://schemas.microsoft.com/office/2019/extlst" xmlns:r="http://schemas.openxmlformats.org/officeDocument/2006/relationships" xmlns:m="http://schemas.openxmlformats.org/officeDocument/2006/math" xmlns:v="urn:schemas-microsoft-com:vml" xmlns:wp14="http://schemas.microsoft.com/office/word/2010/wordprocessingDrawing" xmlns:wp="http://schemas.openxmlformats.org/drawingml/2006/wordprocessingDrawing" xmlns:w10="urn:schemas-microsoft-com:office:word" xmlns:w="http://schemas.openxmlformats.org/wordprocessingml/2006/main" xmlns:w14="http://schemas.microsoft.com/office/word/2010/wordml" xmlns:w15="http://schemas.microsoft.com/office/word/2012/wordml" xmlns:w16cex="http://schemas.microsoft.com/office/word/2018/wordml/cex" xmlns:w16cid="http://schemas.microsoft.com/office/word/2016/wordml/cid" xmlns:w16="http://schemas.microsoft.com/office/word/2018/wordml" xmlns:w16du="http://schemas.microsoft.com/office/word/2023/wordml/word16du" xmlns:w16sdtdh="http://schemas.microsoft.com/office/word/2020/wordml/sdtdatahash" xmlns:w16sdtfl="http://schemas.microsoft.com/office/word/2024/wordml/sdtformatlock" xmlns:w16se="http://schemas.microsoft.com/office/word/2015/wordml/symex" xmlns:wpg="http://schemas.microsoft.com/office/word/2010/wordprocessingGroup" xmlns:wpi="http://schemas.microsoft.com/office/word/2010/wordprocessingInk" xmlns:wne="http://schemas.microsoft.com/office/word/2006/wordml" xmlns:wps="http://schemas.microsoft.com/office/word/2010/wordprocessingShape" mc:Ignorable="w14 w15 w16se w16cid w16 w16cex w16sdtdh w16sdtfl w16du wp14">
+  <w:abstractNum w:abstractNumId="0" w15:restartNumberingAfterBreak="0">
+    <w:nsid w:val="2F5C1B62"/>
+    <w:multiLevelType w:val="hybridMultilevel"/>
+    <w:tmpl w:val="6C323D9A"/>
+    <w:lvl w:ilvl="0" w:tplc="0410000F">
+      <w:start w:val="1"/>
+      <w:numFmt w:val="decimal"/>
+      <w:lvlText w:val="%1."/>
+      <w:lvlJc w:val="left"/>
+      <w:pPr>
+        <w:ind w:left="720" w:hanging="360"/>
+      </w:pPr>
+    </w:lvl>
+    <w:lvl w:ilvl="1" w:tplc="04100019" w:tentative="1">
+      <w:start w:val="1"/>
+      <w:numFmt w:val="lowerLetter"/>
+      <w:lvlText w:val="%2."/>
+      <w:lvlJc w:val="left"/>
+      <w:pPr>
+        <w:ind w:left="1440" w:hanging="360"/>
+      </w:pPr>
+    </w:lvl>
+    <w:lvl w:ilvl="2" w:tplc="0410001B" w:tentative="1">
+      <w:start w:val="1"/>
+      <w:numFmt w:val="lowerRoman"/>
+      <w:lvlText w:val="%3."/>
+      <w:lvlJc w:val="right"/>
+      <w:pPr>
+        <w:ind w:left="2160" w:hanging="180"/>
+      </w:pPr>
+    </w:lvl>
+    <w:lvl w:ilvl="3" w:tplc="0410000F" w:tentative="1">
+      <w:start w:val="1"/>
+      <w:numFmt w:val="decimal"/>
+      <w:lvlText w:val="%4."/>
+      <w:lvlJc w:val="left"/>
+      <w:pPr>
+        <w:ind w:left="2880" w:hanging="360"/>
+      </w:pPr>
+    </w:lvl>
+    <w:lvl w:ilvl="4" w:tplc="04100019" w:tentative="1">
+      <w:start w:val="1"/>
+      <w:numFmt w:val="lowerLetter"/>
+      <w:lvlText w:val="%5."/>
+      <w:lvlJc w:val="left"/>
+      <w:pPr>
+        <w:ind w:left="3600" w:hanging="360"/>
+      </w:pPr>
+    </w:lvl>
+    <w:lvl w:ilvl="5" w:tplc="0410001B" w:tentative="1">
+      <w:start w:val="1"/>
+      <w:numFmt w:val="lowerRoman"/>
+      <w:lvlText w:val="%6."/>
+      <w:lvlJc w:val="right"/>
+      <w:pPr>
+        <w:ind w:left="4320" w:hanging="180"/>
+      </w:pPr>
+    </w:lvl>
+    <w:lvl w:ilvl="6" w:tplc="0410000F" w:tentative="1">
+      <w:start w:val="1"/>
+      <w:numFmt w:val="decimal"/>
+      <w:lvlText w:val="%7."/>
+      <w:lvlJc w:val="left"/>
+      <w:pPr>
+        <w:ind w:left="5040" w:hanging="360"/>
+      </w:pPr>
+    </w:lvl>
+    <w:lvl w:ilvl="7" w:tplc="04100019" w:tentative="1">
+      <w:start w:val="1"/>
+      <w:numFmt w:val="lowerLetter"/>
+      <w:lvlText w:val="%8."/>
+      <w:lvlJc w:val="left"/>
+      <w:pPr>
+        <w:ind w:left="5760" w:hanging="360"/>
+      </w:pPr>
+    </w:lvl>
+    <w:lvl w:ilvl="8" w:tplc="0410001B" w:tentative="1">
+      <w:start w:val="1"/>
+      <w:numFmt w:val="lowerRoman"/>
+      <w:lvlText w:val="%9."/>
+      <w:lvlJc w:val="right"/>
+      <w:pPr>
+        <w:ind w:left="6480" w:hanging="180"/>
+      </w:pPr>
+    </w:lvl>
+  </w:abstractNum>
+  <w:abstractNum w:abstractNumId="1" w15:restartNumberingAfterBreak="0">
+    <w:nsid w:val="4AAF5804"/>
+    <w:multiLevelType w:val="hybridMultilevel"/>
+    <w:tmpl w:val="95D69D82"/>
+    <w:lvl w:ilvl="0" w:tplc="04100001">
+      <w:start w:val="1"/>
+      <w:numFmt w:val="bullet"/>
+      <w:lvlText w:val=""/>
+      <w:lvlJc w:val="left"/>
+      <w:pPr>
+        <w:ind w:left="720" w:hanging="360"/>
+      </w:pPr>
+      <w:rPr>
+        <w:rFonts w:ascii="Symbol" w:hAnsi="Symbol" w:hint="default"/>
+      </w:rPr>
+    </w:lvl>
+    <w:lvl w:ilvl="1" w:tplc="04100003" w:tentative="1">
+      <w:start w:val="1"/>
+      <w:numFmt w:val="bullet"/>
+      <w:lvlText w:val="o"/>
+      <w:lvlJc w:val="left"/>
+      <w:pPr>
+        <w:ind w:left="1440" w:hanging="360"/>
+      </w:pPr>
+      <w:rPr>
+        <w:rFonts w:ascii="Courier New" w:hAnsi="Courier New" w:cs="Courier New" w:hint="default"/>
+      </w:rPr>
+    </w:lvl>
+    <w:lvl w:ilvl="2" w:tplc="04100005" w:tentative="1">
+      <w:start w:val="1"/>
+      <w:numFmt w:val="bullet"/>
+      <w:lvlText w:val=""/>
+      <w:lvlJc w:val="left"/>
+      <w:pPr>
+        <w:ind w:left="2160" w:hanging="360"/>
+      </w:pPr>
+      <w:rPr>
+        <w:rFonts w:ascii="Wingdings" w:hAnsi="Wingdings" w:hint="default"/>
+      </w:rPr>
+    </w:lvl>
+    <w:lvl w:ilvl="3" w:tplc="04100001" w:tentative="1">
+      <w:start w:val="1"/>
+      <w:numFmt w:val="bullet"/>
+      <w:lvlText w:val=""/>
+      <w:lvlJc w:val="left"/>
+      <w:pPr>
+        <w:ind w:left="2880" w:hanging="360"/>
+      </w:pPr>
+      <w:rPr>
+        <w:rFonts w:ascii="Symbol" w:hAnsi="Symbol" w:hint="default"/>
+      </w:rPr>
+    </w:lvl>
+    <w:lvl w:ilvl="4" w:tplc="04100003" w:tentative="1">
+      <w:start w:val="1"/>
+      <w:numFmt w:val="bullet"/>
+      <w:lvlText w:val="o"/>
+      <w:lvlJc w:val="left"/>
+      <w:pPr>
+        <w:ind w:left="3600" w:hanging="360"/>
+      </w:pPr>
+      <w:rPr>
+        <w:rFonts w:ascii="Courier New" w:hAnsi="Courier New" w:cs="Courier New" w:hint="default"/>
+      </w:rPr>
+    </w:lvl>
+    <w:lvl w:ilvl="5" w:tplc="04100005" w:tentative="1">
+      <w:start w:val="1"/>
+      <w:numFmt w:val="bullet"/>
+      <w:lvlText w:val=""/>
+      <w:lvlJc w:val="left"/>
+      <w:pPr>
+        <w:ind w:left="4320" w:hanging="360"/>
+      </w:pPr>
+      <w:rPr>
+        <w:rFonts w:ascii="Wingdings" w:hAnsi="Wingdings" w:hint="default"/>
+      </w:rPr>
+    </w:lvl>
+    <w:lvl w:ilvl="6" w:tplc="04100001" w:tentative="1">
+      <w:start w:val="1"/>
+      <w:numFmt w:val="bullet"/>
+      <w:lvlText w:val=""/>
+      <w:lvlJc w:val="left"/>
+      <w:pPr>
+        <w:ind w:left="5040" w:hanging="360"/>
+      </w:pPr>
+      <w:rPr>
+        <w:rFonts w:ascii="Symbol" w:hAnsi="Symbol" w:hint="default"/>
+      </w:rPr>
+    </w:lvl>
+    <w:lvl w:ilvl="7" w:tplc="04100003" w:tentative="1">
+      <w:start w:val="1"/>
+      <w:numFmt w:val="bullet"/>
+      <w:lvlText w:val="o"/>
+      <w:lvlJc w:val="left"/>
+      <w:pPr>
+        <w:ind w:left="5760" w:hanging="360"/>
+      </w:pPr>
+      <w:rPr>
+        <w:rFonts w:ascii="Courier New" w:hAnsi="Courier New" w:cs="Courier New" w:hint="default"/>
+      </w:rPr>
+    </w:lvl>
+    <w:lvl w:ilvl="8" w:tplc="04100005" w:tentative="1">
+      <w:start w:val="1"/>
+      <w:numFmt w:val="bullet"/>
+      <w:lvlText w:val=""/>
+      <w:lvlJc w:val="left"/>
+      <w:pPr>
+        <w:ind w:left="6480" w:hanging="360"/>
+      </w:pPr>
+      <w:rPr>
+        <w:rFonts w:ascii="Wingdings" w:hAnsi="Wingdings" w:hint="default"/>
+      </w:rPr>
+    </w:lvl>
+  </w:abstractNum>
+  <w:abstractNum w:abstractNumId="2" w15:restartNumberingAfterBreak="0">
+    <w:nsid w:val="620B033D"/>
+    <w:multiLevelType w:val="hybridMultilevel"/>
+    <w:tmpl w:val="BBECEC2E"/>
+    <w:lvl w:ilvl="0" w:tplc="04100001">
+      <w:start w:val="1"/>
+      <w:numFmt w:val="bullet"/>
+      <w:lvlText w:val=""/>
+      <w:lvlJc w:val="left"/>
+      <w:pPr>
+        <w:ind w:left="720" w:hanging="360"/>
+      </w:pPr>
+      <w:rPr>
+        <w:rFonts w:ascii="Symbol" w:hAnsi="Symbol" w:hint="default"/>
+      </w:rPr>
+    </w:lvl>
+    <w:lvl w:ilvl="1" w:tplc="04100003" w:tentative="1">
+      <w:start w:val="1"/>
+      <w:numFmt w:val="bullet"/>
+      <w:lvlText w:val="o"/>
+      <w:lvlJc w:val="left"/>
+      <w:pPr>
+        <w:ind w:left="1440" w:hanging="360"/>
+      </w:pPr>
+      <w:rPr>
+        <w:rFonts w:ascii="Courier New" w:hAnsi="Courier New" w:cs="Courier New" w:hint="default"/>
+      </w:rPr>
+    </w:lvl>
+    <w:lvl w:ilvl="2" w:tplc="04100005" w:tentative="1">
+      <w:start w:val="1"/>
+      <w:numFmt w:val="bullet"/>
+      <w:lvlText w:val=""/>
+      <w:lvlJc w:val="left"/>
+      <w:pPr>
+        <w:ind w:left="2160" w:hanging="360"/>
+      </w:pPr>
+      <w:rPr>
+        <w:rFonts w:ascii="Wingdings" w:hAnsi="Wingdings" w:hint="default"/>
+      </w:rPr>
+    </w:lvl>
+    <w:lvl w:ilvl="3" w:tplc="04100001" w:tentative="1">
+      <w:start w:val="1"/>
+      <w:numFmt w:val="bullet"/>
+      <w:lvlText w:val=""/>
+      <w:lvlJc w:val="left"/>
+      <w:pPr>
+        <w:ind w:left="2880" w:hanging="360"/>
+      </w:pPr>
+      <w:rPr>
+        <w:rFonts w:ascii="Symbol" w:hAnsi="Symbol" w:hint="default"/>
+      </w:rPr>
+    </w:lvl>
+    <w:lvl w:ilvl="4" w:tplc="04100003" w:tentative="1">
+      <w:start w:val="1"/>
+      <w:numFmt w:val="bullet"/>
+      <w:lvlText w:val="o"/>
+      <w:lvlJc w:val="left"/>
+      <w:pPr>
+        <w:ind w:left="3600" w:hanging="360"/>
+      </w:pPr>
+      <w:rPr>
+        <w:rFonts w:ascii="Courier New" w:hAnsi="Courier New" w:cs="Courier New" w:hint="default"/>
+      </w:rPr>
+    </w:lvl>
+    <w:lvl w:ilvl="5" w:tplc="04100005" w:tentative="1">
+      <w:start w:val="1"/>
+      <w:numFmt w:val="bullet"/>
+      <w:lvlText w:val=""/>
+      <w:lvlJc w:val="left"/>
+      <w:pPr>
+        <w:ind w:left="4320" w:hanging="360"/>
+      </w:pPr>
+      <w:rPr>
+        <w:rFonts w:ascii="Wingdings" w:hAnsi="Wingdings" w:hint="default"/>
+      </w:rPr>
+    </w:lvl>
+    <w:lvl w:ilvl="6" w:tplc="04100001" w:tentative="1">
+      <w:start w:val="1"/>
+      <w:numFmt w:val="bullet"/>
+      <w:lvlText w:val=""/>
+      <w:lvlJc w:val="left"/>
+      <w:pPr>
+        <w:ind w:left="5040" w:hanging="360"/>
+      </w:pPr>
+      <w:rPr>
+        <w:rFonts w:ascii="Symbol" w:hAnsi="Symbol" w:hint="default"/>
+      </w:rPr>
+    </w:lvl>
+    <w:lvl w:ilvl="7" w:tplc="04100003" w:tentative="1">
+      <w:start w:val="1"/>
+      <w:numFmt w:val="bullet"/>
+      <w:lvlText w:val="o"/>
+      <w:lvlJc w:val="left"/>
+      <w:pPr>
+        <w:ind w:left="5760" w:hanging="360"/>
+      </w:pPr>
+      <w:rPr>
+        <w:rFonts w:ascii="Courier New" w:hAnsi="Courier New" w:cs="Courier New" w:hint="default"/>
+      </w:rPr>
+    </w:lvl>
+    <w:lvl w:ilvl="8" w:tplc="04100005" w:tentative="1">
+      <w:start w:val="1"/>
+      <w:numFmt w:val="bullet"/>
+      <w:lvlText w:val=""/>
+      <w:lvlJc w:val="left"/>
+      <w:pPr>
+        <w:ind w:left="6480" w:hanging="360"/>
+      </w:pPr>
+      <w:rPr>
+        <w:rFonts w:ascii="Wingdings" w:hAnsi="Wingdings" w:hint="default"/>
+      </w:rPr>
+    </w:lvl>
+  </w:abstractNum>
+  <w:num w:numId="1" w16cid:durableId="799808704">
+    <w:abstractNumId w:val="0"/>
+  </w:num>
+  <w:num w:numId="2" w16cid:durableId="912004045">
+    <w:abstractNumId w:val="1"/>
+  </w:num>
+  <w:num w:numId="3" w16cid:durableId="1329409759">
+    <w:abstractNumId w:val="2"/>
+  </w:num>
+</w:numbering>
 </file>
 
 <file path=word/styles.xml><?xml version="1.0" encoding="utf-8"?>
@@ -1246,7 +2685,6 @@
   <w:style w:type="character" w:default="1" w:styleId="Carpredefinitoparagrafo">
     <w:name w:val="Default Paragraph Font"/>
     <w:uiPriority w:val="1"/>
-    <w:semiHidden/>
     <w:unhideWhenUsed/>
   </w:style>
   <w:style w:type="table" w:default="1" w:styleId="Tabellanormale">
@@ -1556,6 +2994,29 @@
       <w:smallCaps/>
       <w:color w:val="0F4761" w:themeColor="accent1" w:themeShade="BF"/>
       <w:spacing w:val="5"/>
+    </w:rPr>
+  </w:style>
+  <w:style w:type="character" w:styleId="Collegamentoipertestuale">
+    <w:name w:val="Hyperlink"/>
+    <w:basedOn w:val="Carpredefinitoparagrafo"/>
+    <w:uiPriority w:val="99"/>
+    <w:unhideWhenUsed/>
+    <w:rsid w:val="00BF3DF6"/>
+    <w:rPr>
+      <w:color w:val="467886" w:themeColor="hyperlink"/>
+      <w:u w:val="single"/>
+    </w:rPr>
+  </w:style>
+  <w:style w:type="character" w:styleId="Menzionenonrisolta">
+    <w:name w:val="Unresolved Mention"/>
+    <w:basedOn w:val="Carpredefinitoparagrafo"/>
+    <w:uiPriority w:val="99"/>
+    <w:semiHidden/>
+    <w:unhideWhenUsed/>
+    <w:rsid w:val="00BF3DF6"/>
+    <w:rPr>
+      <w:color w:val="605E5C"/>
+      <w:shd w:val="clear" w:color="auto" w:fill="E1DFDD"/>
     </w:rPr>
   </w:style>
 </w:styles>

--- a/documentazione/fruttaInCampoDoc/documentazione.docx
+++ b/documentazione/fruttaInCampoDoc/documentazione.docx
@@ -82,11 +82,19 @@
       </w:r>
       <w:proofErr w:type="spellStart"/>
       <w:r>
-        <w:t>Id_utente</w:t>
-      </w:r>
-      <w:proofErr w:type="spellEnd"/>
-      <w:r>
-        <w:t xml:space="preserve">(PK), </w:t>
+        <w:t>Id_</w:t>
+      </w:r>
+      <w:proofErr w:type="gramStart"/>
+      <w:r>
+        <w:t>utente</w:t>
+      </w:r>
+      <w:proofErr w:type="spellEnd"/>
+      <w:r>
+        <w:t>(</w:t>
+      </w:r>
+      <w:proofErr w:type="gramEnd"/>
+      <w:r>
+        <w:t xml:space="preserve">PK), </w:t>
       </w:r>
       <w:r>
         <w:t>Nome, Username, Password, Tipo</w:t>
@@ -101,11 +109,19 @@
       </w:r>
       <w:proofErr w:type="spellStart"/>
       <w:r>
-        <w:t>Id_aggiornamento</w:t>
-      </w:r>
-      <w:proofErr w:type="spellEnd"/>
-      <w:r>
-        <w:t xml:space="preserve">(PK), </w:t>
+        <w:t>Id_</w:t>
+      </w:r>
+      <w:proofErr w:type="gramStart"/>
+      <w:r>
+        <w:t>aggiornamento</w:t>
+      </w:r>
+      <w:proofErr w:type="spellEnd"/>
+      <w:r>
+        <w:t>(</w:t>
+      </w:r>
+      <w:proofErr w:type="gramEnd"/>
+      <w:r>
+        <w:t xml:space="preserve">PK), </w:t>
       </w:r>
       <w:r>
         <w:t xml:space="preserve">Tipo, Data, </w:t>
@@ -132,23 +148,47 @@
       </w:r>
       <w:proofErr w:type="spellEnd"/>
       <w:r>
-        <w:t xml:space="preserve">*,  </w:t>
-      </w:r>
-      <w:proofErr w:type="spellStart"/>
-      <w:r>
-        <w:t>Id_utente</w:t>
-      </w:r>
-      <w:proofErr w:type="spellEnd"/>
-      <w:r>
-        <w:t xml:space="preserve">(FK), </w:t>
-      </w:r>
-      <w:proofErr w:type="spellStart"/>
-      <w:r>
-        <w:t>Id_prodotto</w:t>
-      </w:r>
-      <w:proofErr w:type="spellEnd"/>
-      <w:r>
-        <w:t>(FK))</w:t>
+        <w:t>*</w:t>
+      </w:r>
+      <w:proofErr w:type="gramStart"/>
+      <w:r>
+        <w:t xml:space="preserve">,  </w:t>
+      </w:r>
+      <w:proofErr w:type="spellStart"/>
+      <w:r>
+        <w:t>Id</w:t>
+      </w:r>
+      <w:proofErr w:type="gramEnd"/>
+      <w:r>
+        <w:t>_</w:t>
+      </w:r>
+      <w:proofErr w:type="gramStart"/>
+      <w:r>
+        <w:t>utente</w:t>
+      </w:r>
+      <w:proofErr w:type="spellEnd"/>
+      <w:r>
+        <w:t>(</w:t>
+      </w:r>
+      <w:proofErr w:type="gramEnd"/>
+      <w:r>
+        <w:t xml:space="preserve">FK), </w:t>
+      </w:r>
+      <w:proofErr w:type="spellStart"/>
+      <w:r>
+        <w:t>Id_</w:t>
+      </w:r>
+      <w:proofErr w:type="gramStart"/>
+      <w:r>
+        <w:t>prodotto</w:t>
+      </w:r>
+      <w:proofErr w:type="spellEnd"/>
+      <w:r>
+        <w:t>(</w:t>
+      </w:r>
+      <w:proofErr w:type="gramEnd"/>
+      <w:r>
+        <w:t>FK))</w:t>
       </w:r>
     </w:p>
     <w:p>
@@ -157,11 +197,19 @@
       </w:r>
       <w:proofErr w:type="spellStart"/>
       <w:r>
-        <w:t>Id_prodotto</w:t>
-      </w:r>
-      <w:proofErr w:type="spellEnd"/>
-      <w:r>
-        <w:t xml:space="preserve">(PK), </w:t>
+        <w:t>Id_</w:t>
+      </w:r>
+      <w:proofErr w:type="gramStart"/>
+      <w:r>
+        <w:t>prodotto</w:t>
+      </w:r>
+      <w:proofErr w:type="spellEnd"/>
+      <w:r>
+        <w:t>(</w:t>
+      </w:r>
+      <w:proofErr w:type="gramEnd"/>
+      <w:r>
+        <w:t xml:space="preserve">PK), </w:t>
       </w:r>
       <w:r>
         <w:t>Nome, Prezzo, Magazzino, Disponibilità</w:t>
@@ -176,22 +224,151 @@
       </w:r>
       <w:proofErr w:type="spellStart"/>
       <w:r>
-        <w:t>Numero_fattura</w:t>
-      </w:r>
-      <w:proofErr w:type="spellEnd"/>
-      <w:r>
-        <w:t>(PK), data, totale</w:t>
+        <w:t>Numero_</w:t>
+      </w:r>
+      <w:proofErr w:type="gramStart"/>
+      <w:r>
+        <w:t>fattura</w:t>
+      </w:r>
+      <w:proofErr w:type="spellEnd"/>
+      <w:r>
+        <w:t>(</w:t>
+      </w:r>
+      <w:proofErr w:type="gramEnd"/>
+      <w:r>
+        <w:t xml:space="preserve">PK), data, </w:t>
+      </w:r>
+      <w:proofErr w:type="spellStart"/>
+      <w:proofErr w:type="gramStart"/>
+      <w:r>
+        <w:t>totale</w:t>
+      </w:r>
+      <w:r>
+        <w:t>,</w:t>
+      </w:r>
+      <w:r>
+        <w:t>data</w:t>
+      </w:r>
+      <w:proofErr w:type="gramEnd"/>
+      <w:r>
+        <w:t>_erogazione</w:t>
+      </w:r>
+      <w:proofErr w:type="spellEnd"/>
+      <w:r>
+        <w:t>,</w:t>
+      </w:r>
+      <w:r>
+        <w:t xml:space="preserve"> </w:t>
+      </w:r>
+      <w:proofErr w:type="spellStart"/>
+      <w:r>
+        <w:t>id_</w:t>
+      </w:r>
+      <w:proofErr w:type="gramStart"/>
+      <w:r>
+        <w:t>utente</w:t>
+      </w:r>
+      <w:proofErr w:type="spellEnd"/>
+      <w:r>
+        <w:t>(</w:t>
+      </w:r>
+      <w:proofErr w:type="gramEnd"/>
+      <w:r>
+        <w:t>FK)</w:t>
+      </w:r>
+      <w:r>
+        <w:t>)</w:t>
+      </w:r>
+    </w:p>
+    <w:p>
+      <w:r>
+        <w:t>RELATIVO((</w:t>
+      </w:r>
+      <w:proofErr w:type="spellStart"/>
+      <w:r>
+        <w:t>Numero_</w:t>
+      </w:r>
+      <w:proofErr w:type="gramStart"/>
+      <w:r>
+        <w:t>fattura</w:t>
+      </w:r>
+      <w:proofErr w:type="spellEnd"/>
+      <w:r>
+        <w:t>(</w:t>
+      </w:r>
+      <w:proofErr w:type="gramEnd"/>
+      <w:r>
+        <w:t xml:space="preserve">FK), </w:t>
+      </w:r>
+      <w:proofErr w:type="spellStart"/>
+      <w:r>
+        <w:t>Id_</w:t>
+      </w:r>
+      <w:proofErr w:type="gramStart"/>
+      <w:r>
+        <w:t>prodotto</w:t>
+      </w:r>
+      <w:proofErr w:type="spellEnd"/>
+      <w:r>
+        <w:t>(</w:t>
+      </w:r>
+      <w:proofErr w:type="gramEnd"/>
+      <w:r>
+        <w:t>FK</w:t>
+      </w:r>
+      <w:proofErr w:type="gramStart"/>
+      <w:r>
+        <w:t>))(</w:t>
+      </w:r>
+      <w:proofErr w:type="gramEnd"/>
+      <w:r>
+        <w:t>PK), Quanti</w:t>
+      </w:r>
+      <w:r>
+        <w:t>t</w:t>
+      </w:r>
+      <w:r>
+        <w:t>à)</w:t>
+      </w:r>
+    </w:p>
+    <w:p>
+      <w:r>
+        <w:t>PROSSIMORACCOLTO(</w:t>
+      </w:r>
+      <w:proofErr w:type="spellStart"/>
+      <w:r>
+        <w:t>Id_</w:t>
+      </w:r>
+      <w:proofErr w:type="gramStart"/>
+      <w:r>
+        <w:t>raccolto</w:t>
+      </w:r>
+      <w:proofErr w:type="spellEnd"/>
+      <w:r>
+        <w:t>(</w:t>
+      </w:r>
+      <w:proofErr w:type="gramEnd"/>
+      <w:r>
+        <w:t>PK), Disponibilità, Totale, Data</w:t>
       </w:r>
       <w:r>
         <w:t xml:space="preserve">, </w:t>
       </w:r>
       <w:proofErr w:type="spellStart"/>
       <w:r>
-        <w:t>id_utente</w:t>
-      </w:r>
-      <w:proofErr w:type="spellEnd"/>
-      <w:r>
-        <w:t>(FK)</w:t>
+        <w:t>Id_</w:t>
+      </w:r>
+      <w:proofErr w:type="gramStart"/>
+      <w:r>
+        <w:t>prodotto</w:t>
+      </w:r>
+      <w:proofErr w:type="spellEnd"/>
+      <w:r>
+        <w:t>(</w:t>
+      </w:r>
+      <w:proofErr w:type="gramEnd"/>
+      <w:r>
+        <w:t>FK)</w:t>
       </w:r>
       <w:r>
         <w:t>)</w:t>
@@ -199,60 +376,6 @@
     </w:p>
     <w:p>
       <w:r>
-        <w:t>RELATIVO((</w:t>
-      </w:r>
-      <w:proofErr w:type="spellStart"/>
-      <w:r>
-        <w:t>Numero_fattura</w:t>
-      </w:r>
-      <w:proofErr w:type="spellEnd"/>
-      <w:r>
-        <w:t xml:space="preserve">(FK), </w:t>
-      </w:r>
-      <w:proofErr w:type="spellStart"/>
-      <w:r>
-        <w:t>Id_prodotto</w:t>
-      </w:r>
-      <w:proofErr w:type="spellEnd"/>
-      <w:r>
-        <w:t>(FK))(PK), Quanti</w:t>
-      </w:r>
-      <w:r>
-        <w:t>t</w:t>
-      </w:r>
-      <w:r>
-        <w:t>à)</w:t>
-      </w:r>
-    </w:p>
-    <w:p>
-      <w:r>
-        <w:t>PROSSIMORACCOLTO(</w:t>
-      </w:r>
-      <w:proofErr w:type="spellStart"/>
-      <w:r>
-        <w:t>Id_raccolto</w:t>
-      </w:r>
-      <w:proofErr w:type="spellEnd"/>
-      <w:r>
-        <w:t>(PK), Disponibilità, Totale, Data</w:t>
-      </w:r>
-      <w:r>
-        <w:t xml:space="preserve">, </w:t>
-      </w:r>
-      <w:proofErr w:type="spellStart"/>
-      <w:r>
-        <w:t>Id_prodotto</w:t>
-      </w:r>
-      <w:proofErr w:type="spellEnd"/>
-      <w:r>
-        <w:t>(FK)</w:t>
-      </w:r>
-      <w:r>
-        <w:t>)</w:t>
-      </w:r>
-    </w:p>
-    <w:p>
-      <w:r>
         <w:t xml:space="preserve">create </w:t>
       </w:r>
       <w:proofErr w:type="spellStart"/>
@@ -261,8 +384,13 @@
       </w:r>
       <w:proofErr w:type="spellEnd"/>
       <w:r>
-        <w:t xml:space="preserve"> aggiornamento(</w:t>
-      </w:r>
+        <w:t xml:space="preserve"> </w:t>
+      </w:r>
+      <w:proofErr w:type="gramStart"/>
+      <w:r>
+        <w:t>aggiornamento(</w:t>
+      </w:r>
+      <w:proofErr w:type="gramEnd"/>
     </w:p>
     <w:p>
       <w:r>
@@ -298,12 +426,25 @@
         <w:t xml:space="preserve">    tipo </w:t>
       </w:r>
       <w:proofErr w:type="spellStart"/>
+      <w:proofErr w:type="gramStart"/>
       <w:r>
         <w:t>char</w:t>
       </w:r>
       <w:proofErr w:type="spellEnd"/>
       <w:r>
-        <w:t>(1) check(tipo in('C','U','D')) NOT NULL,</w:t>
+        <w:t>(</w:t>
+      </w:r>
+      <w:proofErr w:type="gramEnd"/>
+      <w:r>
+        <w:t xml:space="preserve">1) </w:t>
+      </w:r>
+      <w:proofErr w:type="gramStart"/>
+      <w:r>
+        <w:t>check(</w:t>
+      </w:r>
+      <w:proofErr w:type="gramEnd"/>
+      <w:r>
+        <w:t>tipo in('C','U','D')) NOT NULL,</w:t>
       </w:r>
     </w:p>
     <w:p>
@@ -348,12 +489,17 @@
         <w:t xml:space="preserve"> </w:t>
       </w:r>
       <w:proofErr w:type="spellStart"/>
+      <w:proofErr w:type="gramStart"/>
       <w:r>
         <w:t>varchar</w:t>
       </w:r>
       <w:proofErr w:type="spellEnd"/>
       <w:r>
-        <w:t>(50),</w:t>
+        <w:t>(</w:t>
+      </w:r>
+      <w:proofErr w:type="gramEnd"/>
+      <w:r>
+        <w:t>50),</w:t>
       </w:r>
     </w:p>
     <w:p>
@@ -369,12 +515,17 @@
         <w:t xml:space="preserve"> </w:t>
       </w:r>
       <w:proofErr w:type="spellStart"/>
+      <w:proofErr w:type="gramStart"/>
       <w:r>
         <w:t>varchar</w:t>
       </w:r>
       <w:proofErr w:type="spellEnd"/>
       <w:r>
-        <w:t>(50),</w:t>
+        <w:t>(</w:t>
+      </w:r>
+      <w:proofErr w:type="gramEnd"/>
+      <w:r>
+        <w:t>50),</w:t>
       </w:r>
     </w:p>
     <w:p>
@@ -390,12 +541,17 @@
         <w:t xml:space="preserve"> </w:t>
       </w:r>
       <w:proofErr w:type="spellStart"/>
+      <w:proofErr w:type="gramStart"/>
       <w:r>
         <w:t>varchar</w:t>
       </w:r>
       <w:proofErr w:type="spellEnd"/>
       <w:r>
-        <w:t>(50),</w:t>
+        <w:t>(</w:t>
+      </w:r>
+      <w:proofErr w:type="gramEnd"/>
+      <w:r>
+        <w:t>50),</w:t>
       </w:r>
     </w:p>
     <w:p>
@@ -572,6 +728,7 @@
         <w:t xml:space="preserve">    create table </w:t>
       </w:r>
       <w:proofErr w:type="spellStart"/>
+      <w:proofErr w:type="gramStart"/>
       <w:r>
         <w:rPr>
           <w:lang w:val="en-US"/>
@@ -585,6 +742,7 @@
         </w:rPr>
         <w:t>(</w:t>
       </w:r>
+      <w:proofErr w:type="gramEnd"/>
     </w:p>
     <w:p>
       <w:pPr>
@@ -637,7 +795,21 @@
         <w:rPr>
           <w:lang w:val="en-US"/>
         </w:rPr>
-        <w:t xml:space="preserve"> varchar(50) unique not null,</w:t>
+        <w:t xml:space="preserve"> </w:t>
+      </w:r>
+      <w:proofErr w:type="gramStart"/>
+      <w:r>
+        <w:rPr>
+          <w:lang w:val="en-US"/>
+        </w:rPr>
+        <w:t>varchar(</w:t>
+      </w:r>
+      <w:proofErr w:type="gramEnd"/>
+      <w:r>
+        <w:rPr>
+          <w:lang w:val="en-US"/>
+        </w:rPr>
+        <w:t>50) unique not null,</w:t>
       </w:r>
     </w:p>
     <w:p>
@@ -755,8 +927,13 @@
       </w:r>
       <w:proofErr w:type="spellEnd"/>
       <w:r>
-        <w:t xml:space="preserve"> relativo(</w:t>
-      </w:r>
+        <w:t xml:space="preserve"> </w:t>
+      </w:r>
+      <w:proofErr w:type="gramStart"/>
+      <w:r>
+        <w:t>relativo(</w:t>
+      </w:r>
+      <w:proofErr w:type="gramEnd"/>
     </w:p>
     <w:p>
       <w:r>
@@ -858,9 +1035,14 @@
     </w:p>
     <w:p>
       <w:r>
-        <w:t xml:space="preserve">    PRIMARY key(</w:t>
-      </w:r>
-      <w:proofErr w:type="spellStart"/>
+        <w:t xml:space="preserve">    PRIMARY </w:t>
+      </w:r>
+      <w:proofErr w:type="gramStart"/>
+      <w:r>
+        <w:t>key(</w:t>
+      </w:r>
+      <w:proofErr w:type="spellStart"/>
+      <w:proofErr w:type="gramEnd"/>
       <w:r>
         <w:t>numero_fattura</w:t>
       </w:r>
@@ -883,18 +1065,26 @@
       </w:r>
       <w:proofErr w:type="spellStart"/>
       <w:r>
+        <w:t>numero_</w:t>
+      </w:r>
+      <w:proofErr w:type="gramStart"/>
+      <w:r>
+        <w:t>fattura</w:t>
+      </w:r>
+      <w:proofErr w:type="spellEnd"/>
+      <w:r>
+        <w:t>)  REFERENCES</w:t>
+      </w:r>
+      <w:proofErr w:type="gramEnd"/>
+      <w:r>
+        <w:t xml:space="preserve"> acquisto(</w:t>
+      </w:r>
+      <w:proofErr w:type="spellStart"/>
+      <w:r>
         <w:t>numero_fattura</w:t>
       </w:r>
       <w:proofErr w:type="spellEnd"/>
       <w:r>
-        <w:t>)  REFERENCES acquisto(</w:t>
-      </w:r>
-      <w:proofErr w:type="spellStart"/>
-      <w:r>
-        <w:t>numero_fattura</w:t>
-      </w:r>
-      <w:proofErr w:type="spellEnd"/>
-      <w:r>
         <w:t xml:space="preserve">) on delete set </w:t>
       </w:r>
       <w:proofErr w:type="spellStart"/>
@@ -975,6 +1165,7 @@
         <w:t xml:space="preserve"> </w:t>
       </w:r>
       <w:proofErr w:type="spellStart"/>
+      <w:proofErr w:type="gramStart"/>
       <w:r>
         <w:t>prossimoraccolto</w:t>
       </w:r>
@@ -982,6 +1173,7 @@
       <w:r>
         <w:t>(</w:t>
       </w:r>
+      <w:proofErr w:type="gramEnd"/>
     </w:p>
     <w:p>
       <w:r>
@@ -1270,65 +1462,15 @@
     </w:p>
     <w:p>
       <w:r>
-        <w:t>V10:Acquisto.totale&gt;0</w:t>
-      </w:r>
-    </w:p>
-    <w:p/>
-    <w:p>
-      <w:r>
-        <w:rPr>
-          <w:noProof/>
-          <w:lang w:eastAsia="it-IT"/>
-        </w:rPr>
-        <w:lastRenderedPageBreak/>
-        <w:drawing>
-          <wp:inline distT="0" distB="0" distL="0" distR="0" wp14:anchorId="7AB66097" wp14:editId="3711A558">
-            <wp:extent cx="6120130" cy="7597140"/>
-            <wp:effectExtent l="0" t="0" r="0" b="3810"/>
-            <wp:docPr id="2131427937" name="Immagine 8"/>
-            <wp:cNvGraphicFramePr>
-              <a:graphicFrameLocks xmlns:a="http://schemas.openxmlformats.org/drawingml/2006/main" noChangeAspect="1"/>
-            </wp:cNvGraphicFramePr>
-            <a:graphic xmlns:a="http://schemas.openxmlformats.org/drawingml/2006/main">
-              <a:graphicData uri="http://schemas.openxmlformats.org/drawingml/2006/picture">
-                <pic:pic xmlns:pic="http://schemas.openxmlformats.org/drawingml/2006/picture">
-                  <pic:nvPicPr>
-                    <pic:cNvPr id="0" name="Picture 27"/>
-                    <pic:cNvPicPr>
-                      <a:picLocks noChangeAspect="1" noChangeArrowheads="1"/>
-                    </pic:cNvPicPr>
-                  </pic:nvPicPr>
-                  <pic:blipFill>
-                    <a:blip r:embed="rId5">
-                      <a:extLst>
-                        <a:ext uri="{28A0092B-C50C-407E-A947-70E740481C1C}">
-                          <a14:useLocalDpi xmlns:a14="http://schemas.microsoft.com/office/drawing/2010/main" val="0"/>
-                        </a:ext>
-                      </a:extLst>
-                    </a:blip>
-                    <a:srcRect/>
-                    <a:stretch>
-                      <a:fillRect/>
-                    </a:stretch>
-                  </pic:blipFill>
-                  <pic:spPr bwMode="auto">
-                    <a:xfrm>
-                      <a:off x="0" y="0"/>
-                      <a:ext cx="6120130" cy="7597140"/>
-                    </a:xfrm>
-                    <a:prstGeom prst="rect">
-                      <a:avLst/>
-                    </a:prstGeom>
-                    <a:noFill/>
-                    <a:ln>
-                      <a:noFill/>
-                    </a:ln>
-                  </pic:spPr>
-                </pic:pic>
-              </a:graphicData>
-            </a:graphic>
-          </wp:inline>
-        </w:drawing>
+        <w:t>V</w:t>
+      </w:r>
+      <w:proofErr w:type="gramStart"/>
+      <w:r>
+        <w:t>10:Acquisto.totale</w:t>
+      </w:r>
+      <w:proofErr w:type="gramEnd"/>
+      <w:r>
+        <w:t>&gt;0</w:t>
       </w:r>
     </w:p>
     <w:p/>
@@ -1336,13 +1478,14 @@
     <w:p/>
     <w:p/>
     <w:p/>
+    <w:p/>
+    <w:p/>
     <w:p>
       <w:pPr>
         <w:pStyle w:val="Titolo2"/>
       </w:pPr>
       <w:proofErr w:type="spellStart"/>
       <w:r>
-        <w:lastRenderedPageBreak/>
         <w:t>Backend</w:t>
       </w:r>
       <w:proofErr w:type="spellEnd"/>
@@ -1351,7 +1494,7 @@
     <w:p/>
     <w:p/>
     <w:p>
-      <w:hyperlink r:id="rId6" w:history="1">
+      <w:hyperlink r:id="rId5" w:history="1">
         <w:r>
           <w:rPr>
             <w:rStyle w:val="Collegamentoipertestuale"/>
@@ -1361,7 +1504,7 @@
       </w:hyperlink>
     </w:p>
     <w:p>
-      <w:hyperlink r:id="rId7" w:history="1">
+      <w:hyperlink r:id="rId6" w:history="1">
         <w:r>
           <w:rPr>
             <w:rStyle w:val="Collegamentoipertestuale"/>
@@ -1374,7 +1517,7 @@
     <w:p/>
     <w:p/>
     <w:p>
-      <w:hyperlink r:id="rId8" w:history="1">
+      <w:hyperlink r:id="rId7" w:history="1">
         <w:r>
           <w:rPr>
             <w:rStyle w:val="Collegamentoipertestuale"/>
@@ -1408,10 +1551,12 @@
         <w:t xml:space="preserve">Settaggio </w:t>
       </w:r>
       <w:proofErr w:type="spellStart"/>
+      <w:proofErr w:type="gramStart"/>
       <w:r>
         <w:t>application.proprieties</w:t>
       </w:r>
       <w:proofErr w:type="spellEnd"/>
+      <w:proofErr w:type="gramEnd"/>
       <w:r>
         <w:t>: file</w:t>
       </w:r>
@@ -1460,6 +1605,7 @@
     </w:p>
     <w:p>
       <w:r>
+        <w:lastRenderedPageBreak/>
         <w:t xml:space="preserve">Utilizzo di JPA (Jakarta </w:t>
       </w:r>
       <w:proofErr w:type="spellStart"/>
@@ -1527,7 +1673,15 @@
         </w:numPr>
       </w:pPr>
       <w:r>
-        <w:t xml:space="preserve">@Column(name=’nomeAttributo’ </w:t>
+        <w:t>@</w:t>
+      </w:r>
+      <w:proofErr w:type="gramStart"/>
+      <w:r>
+        <w:t>Column(</w:t>
+      </w:r>
+      <w:proofErr w:type="gramEnd"/>
+      <w:r>
+        <w:t xml:space="preserve">name=’nomeAttributo’ </w:t>
       </w:r>
       <w:proofErr w:type="spellStart"/>
       <w:r>
@@ -1547,7 +1701,15 @@
         </w:numPr>
       </w:pPr>
       <w:r>
-        <w:t>@Id:indica la PK</w:t>
+        <w:t>@</w:t>
+      </w:r>
+      <w:proofErr w:type="gramStart"/>
+      <w:r>
+        <w:t>Id:indica</w:t>
+      </w:r>
+      <w:proofErr w:type="gramEnd"/>
+      <w:r>
+        <w:t xml:space="preserve"> la PK</w:t>
       </w:r>
     </w:p>
     <w:p>
@@ -1559,18 +1721,31 @@
         </w:numPr>
       </w:pPr>
       <w:r>
-        <w:t xml:space="preserve">@GeneratedValue(strategy = </w:t>
+        <w:t>@</w:t>
+      </w:r>
+      <w:proofErr w:type="gramStart"/>
+      <w:r>
+        <w:t>GeneratedValue(</w:t>
+      </w:r>
+      <w:proofErr w:type="gramEnd"/>
+      <w:r>
+        <w:t xml:space="preserve">strategy = </w:t>
       </w:r>
       <w:proofErr w:type="spellStart"/>
       <w:r>
         <w:t>GenerationType.IDENTITY</w:t>
       </w:r>
       <w:proofErr w:type="spellEnd"/>
+      <w:proofErr w:type="gramStart"/>
       <w:r>
         <w:t>)</w:t>
       </w:r>
       <w:r>
-        <w:t>:valore generato automaticamente dal DBMS (AUTO_INCREMENT)</w:t>
+        <w:t>:valore</w:t>
+      </w:r>
+      <w:proofErr w:type="gramEnd"/>
+      <w:r>
+        <w:t xml:space="preserve"> generato automaticamente dal DBMS (AUTO_INCREMENT)</w:t>
       </w:r>
     </w:p>
     <w:p>
@@ -1582,8 +1757,13 @@
         </w:numPr>
       </w:pPr>
       <w:r>
-        <w:t>@Repository: indica che la classe è una repository</w:t>
-      </w:r>
+        <w:t xml:space="preserve">@Repository: indica che la classe è </w:t>
+      </w:r>
+      <w:proofErr w:type="gramStart"/>
+      <w:r>
+        <w:t>una repository</w:t>
+      </w:r>
+      <w:proofErr w:type="gramEnd"/>
     </w:p>
     <w:p/>
     <w:p>
@@ -1623,7 +1803,9 @@
     </w:p>
     <w:p>
       <w:r>
-        <w:lastRenderedPageBreak/>
+        <w:rPr>
+          <w:noProof/>
+        </w:rPr>
         <w:drawing>
           <wp:inline distT="0" distB="0" distL="0" distR="0" wp14:anchorId="40B894B4" wp14:editId="042DA445">
             <wp:extent cx="1914792" cy="1400370"/>
@@ -1640,7 +1822,7 @@
                     <pic:cNvPicPr/>
                   </pic:nvPicPr>
                   <pic:blipFill>
-                    <a:blip r:embed="rId9"/>
+                    <a:blip r:embed="rId8"/>
                     <a:stretch>
                       <a:fillRect/>
                     </a:stretch>
@@ -1666,6 +1848,10 @@
     <w:p/>
     <w:p>
       <w:r>
+        <w:rPr>
+          <w:noProof/>
+        </w:rPr>
+        <w:lastRenderedPageBreak/>
         <w:drawing>
           <wp:inline distT="0" distB="0" distL="0" distR="0" wp14:anchorId="12725454" wp14:editId="4719DEED">
             <wp:extent cx="5096586" cy="5134692"/>
@@ -1682,7 +1868,7 @@
                     <pic:cNvPicPr/>
                   </pic:nvPicPr>
                   <pic:blipFill>
-                    <a:blip r:embed="rId10"/>
+                    <a:blip r:embed="rId9"/>
                     <a:stretch>
                       <a:fillRect/>
                     </a:stretch>
@@ -2685,6 +2871,7 @@
   <w:style w:type="character" w:default="1" w:styleId="Carpredefinitoparagrafo">
     <w:name w:val="Default Paragraph Font"/>
     <w:uiPriority w:val="1"/>
+    <w:semiHidden/>
     <w:unhideWhenUsed/>
   </w:style>
   <w:style w:type="table" w:default="1" w:styleId="Tabellanormale">
